--- a/02_定制简历库/京东/数据分析实习生供应链方向（供应链数据分析）/文雪_山东大学_京东_数据分析实习生供应链方向（供应链数据分析）.docx
+++ b/02_定制简历库/京东/数据分析实习生供应链方向（供应链数据分析）/文雪_山东大学_京东_数据分析实习生供应链方向（供应链数据分析）.docx
@@ -5,7 +5,7 @@
   <w:body>
     <w:p>
       <w:pPr>
-        <w:spacing w:line="290" w:lineRule="atLeast" w:before="0" w:after="0"/>
+        <w:spacing w:line="290" w:lineRule="atLeast"/>
         <w:rPr>
           <w:rFonts w:hint="default"/>
           <w:vanish/>
@@ -51,7 +51,7 @@
           </w:tcPr>
           <w:p>
             <w:pPr>
-              <w:spacing w:line="290" w:lineRule="atLeast" w:before="0" w:after="0"/>
+              <w:spacing w:line="290" w:lineRule="atLeast"/>
               <w:rPr>
                 <w:rFonts w:ascii="宋体" w:eastAsia="宋体" w:hAnsi="宋体"/>
                 <w:b/>
@@ -88,7 +88,7 @@
           </w:tcPr>
           <w:p>
             <w:pPr>
-              <w:spacing w:line="290" w:lineRule="atLeast" w:before="0" w:after="0"/>
+              <w:spacing w:line="290" w:lineRule="atLeast"/>
               <w:jc w:val="center"/>
               <w:rPr>
                 <w:rFonts w:hint="default"/>
@@ -151,7 +151,7 @@
           </w:tcPr>
           <w:p>
             <w:pPr>
-              <w:spacing w:line="290" w:lineRule="atLeast" w:before="0" w:after="0"/>
+              <w:spacing w:line="290" w:lineRule="atLeast"/>
               <w:rPr>
                 <w:rFonts w:eastAsia="等线" w:hint="default"/>
                 <w:sz w:val="21"/>
@@ -261,7 +261,7 @@
           </w:tcPr>
           <w:p>
             <w:pPr>
-              <w:spacing w:line="290" w:lineRule="atLeast" w:before="0" w:after="0"/>
+              <w:spacing w:line="290" w:lineRule="atLeast"/>
               <w:rPr>
                 <w:rFonts w:hint="default"/>
                 <w:sz w:val="21"/>
@@ -294,7 +294,7 @@
           </w:tcPr>
           <w:p>
             <w:pPr>
-              <w:spacing w:line="290" w:lineRule="atLeast" w:before="0" w:after="0"/>
+              <w:spacing w:line="290" w:lineRule="atLeast"/>
               <w:rPr>
                 <w:rFonts w:hint="default"/>
                 <w:b/>
@@ -309,12 +309,11 @@
                 <w:bCs/>
                 <w:sz w:val="21"/>
               </w:rPr>
-              <w:t xml:space="preserve">求职意向：</w:t>
-            </w:r>
-            <w:r>
-              <w:rPr>
-                <w:rFonts w:ascii="Times New Roman" w:eastAsia="宋体" w:hAnsi="Times New Roman" w:cs="宋体"/>
-                <w:b/>
+              <w:t>求职意向：</w:t>
+            </w:r>
+            <w:r>
+              <w:rPr>
+                <w:rFonts w:ascii="Times New Roman" w:eastAsia="宋体" w:hAnsi="Times New Roman" w:cs="宋体"/>
                 <w:bCs/>
                 <w:sz w:val="21"/>
               </w:rPr>
@@ -325,7 +324,35 @@
                 <w:rFonts w:ascii="Times New Roman" w:eastAsia="宋体" w:hAnsi="Times New Roman" w:cs="宋体"/>
                 <w:sz w:val="21"/>
               </w:rPr>
-              <w:t xml:space="preserve">数据分析实习生（供应链方向）</w:t>
+              <w:t>供应链运营</w:t>
+            </w:r>
+            <w:r>
+              <w:rPr>
+                <w:rFonts w:ascii="Times New Roman" w:eastAsia="宋体" w:hAnsi="Times New Roman"/>
+                <w:sz w:val="21"/>
+              </w:rPr>
+              <w:t>/</w:t>
+            </w:r>
+            <w:r>
+              <w:rPr>
+                <w:rFonts w:ascii="Times New Roman" w:eastAsia="宋体" w:hAnsi="Times New Roman" w:cs="宋体"/>
+                <w:sz w:val="21"/>
+              </w:rPr>
+              <w:t>数据分析</w:t>
+            </w:r>
+            <w:r>
+              <w:rPr>
+                <w:rFonts w:ascii="Times New Roman" w:eastAsia="宋体" w:hAnsi="Times New Roman"/>
+                <w:sz w:val="21"/>
+              </w:rPr>
+              <w:t>/</w:t>
+            </w:r>
+            <w:r>
+              <w:rPr>
+                <w:rFonts w:ascii="Times New Roman" w:eastAsia="宋体" w:hAnsi="Times New Roman" w:cs="宋体"/>
+                <w:sz w:val="21"/>
+              </w:rPr>
+              <w:t>项目管理</w:t>
             </w:r>
           </w:p>
         </w:tc>
@@ -336,7 +363,7 @@
           </w:tcPr>
           <w:p>
             <w:pPr>
-              <w:spacing w:line="290" w:lineRule="atLeast" w:before="0" w:after="0"/>
+              <w:spacing w:line="290" w:lineRule="atLeast"/>
               <w:rPr>
                 <w:rFonts w:hint="default"/>
                 <w:sz w:val="21"/>
@@ -369,7 +396,7 @@
           </w:tcPr>
           <w:p>
             <w:pPr>
-              <w:spacing w:line="290" w:lineRule="atLeast" w:before="0" w:after="0"/>
+              <w:spacing w:line="290" w:lineRule="atLeast"/>
               <w:rPr>
                 <w:rFonts w:hint="default"/>
                 <w:b/>
@@ -384,126 +411,140 @@
                 <w:bCs/>
                 <w:sz w:val="21"/>
               </w:rPr>
-              <w:t xml:space="preserve">个人优势：</w:t>
-            </w:r>
-            <w:r>
-              <w:rPr>
-                <w:rFonts w:ascii="Times New Roman" w:eastAsia="宋体" w:hAnsi="Times New Roman" w:cs="宋体"/>
-                <w:sz w:val="21"/>
-              </w:rPr>
-              <w:t xml:space="preserve">供应链数据分析：独立完成选址</w:t>
-            </w:r>
-            <w:r>
-              <w:rPr>
-                <w:rFonts w:eastAsia="宋体" w:ascii="Times New Roman" w:hAnsi="Times New Roman"/>
-                <w:sz w:val="21"/>
-              </w:rPr>
-              <w:t xml:space="preserve">-</w:t>
-            </w:r>
-            <w:r>
-              <w:rPr>
-                <w:rFonts w:ascii="Times New Roman" w:eastAsia="宋体" w:hAnsi="Times New Roman" w:cs="宋体"/>
-                <w:sz w:val="21"/>
-              </w:rPr>
-              <w:t xml:space="preserve">路径双层优化模型，用</w:t>
-            </w:r>
-            <w:r>
-              <w:rPr>
-                <w:rFonts w:eastAsia="宋体" w:ascii="Times New Roman" w:hAnsi="Times New Roman"/>
-                <w:sz w:val="21"/>
-              </w:rPr>
-              <w:t xml:space="preserve">Python</w:t>
-            </w:r>
-            <w:r>
-              <w:rPr>
-                <w:rFonts w:ascii="Times New Roman" w:eastAsia="宋体" w:hAnsi="Times New Roman" w:cs="宋体"/>
-                <w:sz w:val="21"/>
-              </w:rPr>
-              <w:t xml:space="preserve">完成模型求解，模型测算运营成本降低</w:t>
-            </w:r>
-            <w:r>
-              <w:rPr>
-                <w:rFonts w:eastAsia="宋体" w:ascii="Times New Roman" w:hAnsi="Times New Roman"/>
-                <w:sz w:val="21"/>
-              </w:rPr>
-              <w:t xml:space="preserve">18.7%</w:t>
-            </w:r>
-            <w:r>
-              <w:rPr>
-                <w:rFonts w:ascii="Times New Roman" w:eastAsia="宋体" w:hAnsi="Times New Roman" w:cs="宋体"/>
-                <w:sz w:val="21"/>
-              </w:rPr>
-              <w:t xml:space="preserve">；数据全流程能力：掌握</w:t>
-            </w:r>
-            <w:r>
-              <w:rPr>
-                <w:rFonts w:eastAsia="宋体" w:ascii="Times New Roman" w:hAnsi="Times New Roman"/>
-                <w:sz w:val="21"/>
-              </w:rPr>
-              <w:t xml:space="preserve">Python/R/SPSS</w:t>
-            </w:r>
-            <w:r>
-              <w:rPr>
-                <w:rFonts w:ascii="Times New Roman" w:eastAsia="宋体" w:hAnsi="Times New Roman" w:cs="宋体"/>
-                <w:sz w:val="21"/>
-              </w:rPr>
-              <w:t xml:space="preserve">，累计处理</w:t>
-            </w:r>
-            <w:r>
-              <w:rPr>
-                <w:rFonts w:eastAsia="宋体" w:ascii="Times New Roman" w:hAnsi="Times New Roman"/>
-                <w:sz w:val="21"/>
-              </w:rPr>
-              <w:t xml:space="preserve">4.5</w:t>
-            </w:r>
-            <w:r>
-              <w:rPr>
-                <w:rFonts w:ascii="Times New Roman" w:eastAsia="宋体" w:hAnsi="Times New Roman" w:cs="宋体"/>
-                <w:sz w:val="21"/>
-              </w:rPr>
-              <w:t xml:space="preserve">万</w:t>
-            </w:r>
-            <w:r>
-              <w:rPr>
-                <w:rFonts w:eastAsia="宋体" w:ascii="Times New Roman" w:hAnsi="Times New Roman"/>
-                <w:sz w:val="21"/>
-              </w:rPr>
-              <w:t xml:space="preserve">+</w:t>
-            </w:r>
-            <w:r>
-              <w:rPr>
-                <w:rFonts w:ascii="Times New Roman" w:eastAsia="宋体" w:hAnsi="Times New Roman" w:cs="宋体"/>
-                <w:sz w:val="21"/>
-              </w:rPr>
-              <w:t xml:space="preserve">条业务数据，能独立完成清洗→多维度统计→可视化→结论输出全流程；数据监控与归因：银行营销项目中通过帕累托分析识别高价值客群、转化瀑布图定位流失关键环节，具备数据监控体系搭建与指标归因能力；</w:t>
-            </w:r>
-            <w:r>
-              <w:rPr>
-                <w:rFonts w:eastAsia="宋体" w:ascii="Times New Roman" w:hAnsi="Times New Roman"/>
-                <w:sz w:val="21"/>
-              </w:rPr>
-              <w:t xml:space="preserve">ERP</w:t>
-            </w:r>
-            <w:r>
-              <w:rPr>
-                <w:rFonts w:ascii="Times New Roman" w:eastAsia="宋体" w:hAnsi="Times New Roman" w:cs="宋体"/>
-                <w:sz w:val="21"/>
-              </w:rPr>
-              <w:t xml:space="preserve">系统实操：用友</w:t>
-            </w:r>
-            <w:r>
-              <w:rPr>
-                <w:rFonts w:eastAsia="宋体" w:ascii="Times New Roman" w:hAnsi="Times New Roman"/>
-                <w:sz w:val="21"/>
-              </w:rPr>
-              <w:t xml:space="preserve">U8+</w:t>
-            </w:r>
-            <w:r>
-              <w:rPr>
-                <w:rFonts w:ascii="Times New Roman" w:eastAsia="宋体" w:hAnsi="Times New Roman" w:cs="宋体"/>
-                <w:sz w:val="21"/>
-              </w:rPr>
-              <w:t xml:space="preserve">采购到付款全流程操作，理解供应链系统数据流转逻辑</w:t>
+              <w:t>个人优势：</w:t>
+            </w:r>
+            <w:r>
+              <w:rPr>
+                <w:rFonts w:ascii="Times New Roman" w:eastAsia="宋体" w:hAnsi="Times New Roman" w:cs="宋体"/>
+                <w:sz w:val="21"/>
+              </w:rPr>
+              <w:t>供应链建模：独立完成社区团购选址</w:t>
+            </w:r>
+            <w:r>
+              <w:rPr>
+                <w:rFonts w:ascii="Times New Roman" w:eastAsia="宋体" w:hAnsi="Times New Roman" w:cs="宋体"/>
+                <w:sz w:val="21"/>
+              </w:rPr>
+              <w:t>-</w:t>
+            </w:r>
+            <w:r>
+              <w:rPr>
+                <w:rFonts w:ascii="Times New Roman" w:eastAsia="宋体" w:hAnsi="Times New Roman" w:cs="宋体"/>
+                <w:sz w:val="21"/>
+              </w:rPr>
+              <w:t>路径优化，将年龄分层与电梯等待时间纳入模型，</w:t>
+            </w:r>
+            <w:r>
+              <w:rPr>
+                <w:rFonts w:ascii="Times New Roman" w:eastAsia="宋体" w:hAnsi="Times New Roman" w:cs="宋体"/>
+                <w:sz w:val="21"/>
+              </w:rPr>
+              <w:t>Python</w:t>
+            </w:r>
+            <w:r>
+              <w:rPr>
+                <w:rFonts w:ascii="Times New Roman" w:eastAsia="宋体" w:hAnsi="Times New Roman" w:cs="宋体"/>
+                <w:sz w:val="21"/>
+              </w:rPr>
+              <w:t>求解，成本降低</w:t>
+            </w:r>
+            <w:r>
+              <w:rPr>
+                <w:rFonts w:ascii="Times New Roman" w:eastAsia="宋体" w:hAnsi="Times New Roman" w:cs="宋体"/>
+                <w:sz w:val="21"/>
+              </w:rPr>
+              <w:t>18.7%</w:t>
+            </w:r>
+            <w:r>
+              <w:rPr>
+                <w:rFonts w:ascii="Times New Roman" w:eastAsia="宋体" w:hAnsi="Times New Roman" w:cs="宋体"/>
+                <w:sz w:val="21"/>
+              </w:rPr>
+              <w:t>；数据分析：掌握</w:t>
+            </w:r>
+            <w:r>
+              <w:rPr>
+                <w:rFonts w:ascii="Times New Roman" w:eastAsia="宋体" w:hAnsi="Times New Roman" w:cs="宋体"/>
+                <w:sz w:val="21"/>
+              </w:rPr>
+              <w:t>Python/R/SPSS</w:t>
+            </w:r>
+            <w:r>
+              <w:rPr>
+                <w:rFonts w:ascii="Times New Roman" w:eastAsia="宋体" w:hAnsi="Times New Roman" w:cs="宋体"/>
+                <w:sz w:val="21"/>
+              </w:rPr>
+              <w:t>，累计处理</w:t>
+            </w:r>
+            <w:r>
+              <w:rPr>
+                <w:rFonts w:ascii="Times New Roman" w:eastAsia="宋体" w:hAnsi="Times New Roman" w:cs="宋体"/>
+                <w:sz w:val="21"/>
+              </w:rPr>
+              <w:t>4.5</w:t>
+            </w:r>
+            <w:r>
+              <w:rPr>
+                <w:rFonts w:ascii="Times New Roman" w:eastAsia="宋体" w:hAnsi="Times New Roman" w:cs="宋体"/>
+                <w:sz w:val="21"/>
+              </w:rPr>
+              <w:t>万</w:t>
+            </w:r>
+            <w:r>
+              <w:rPr>
+                <w:rFonts w:ascii="Times New Roman" w:eastAsia="宋体" w:hAnsi="Times New Roman" w:cs="宋体"/>
+                <w:sz w:val="21"/>
+              </w:rPr>
+              <w:t>+</w:t>
+            </w:r>
+            <w:r>
+              <w:rPr>
+                <w:rFonts w:ascii="Times New Roman" w:eastAsia="宋体" w:hAnsi="Times New Roman" w:cs="宋体"/>
+                <w:sz w:val="21"/>
+              </w:rPr>
+              <w:t>条业务数据，完成银行营销客户分层与电商用户体验统计分析；工具落地：熟练使用</w:t>
+            </w:r>
+            <w:r>
+              <w:rPr>
+                <w:rFonts w:ascii="Times New Roman" w:eastAsia="宋体" w:hAnsi="Times New Roman" w:cs="宋体"/>
+                <w:sz w:val="21"/>
+              </w:rPr>
+              <w:t>Excel</w:t>
+            </w:r>
+            <w:r>
+              <w:rPr>
+                <w:rFonts w:ascii="Times New Roman" w:eastAsia="宋体" w:hAnsi="Times New Roman" w:cs="宋体"/>
+                <w:sz w:val="21"/>
+              </w:rPr>
+              <w:t>透视表</w:t>
+            </w:r>
+            <w:r>
+              <w:rPr>
+                <w:rFonts w:ascii="Times New Roman" w:eastAsia="宋体" w:hAnsi="Times New Roman" w:cs="宋体"/>
+                <w:sz w:val="21"/>
+              </w:rPr>
+              <w:t>/VLOOKUP/</w:t>
+            </w:r>
+            <w:r>
+              <w:rPr>
+                <w:rFonts w:ascii="Times New Roman" w:eastAsia="宋体" w:hAnsi="Times New Roman" w:cs="宋体"/>
+                <w:sz w:val="21"/>
+              </w:rPr>
+              <w:t>函数，用友</w:t>
+            </w:r>
+            <w:r>
+              <w:rPr>
+                <w:rFonts w:ascii="Times New Roman" w:eastAsia="宋体" w:hAnsi="Times New Roman" w:cs="宋体"/>
+                <w:sz w:val="21"/>
+              </w:rPr>
+              <w:t>U8+ ERP</w:t>
+            </w:r>
+            <w:r>
+              <w:rPr>
+                <w:rFonts w:ascii="Times New Roman" w:eastAsia="宋体" w:hAnsi="Times New Roman" w:cs="宋体"/>
+                <w:sz w:val="21"/>
+              </w:rPr>
+              <w:t>全流程操作，能快速将分析结果转化为可执行方案</w:t>
             </w:r>
           </w:p>
         </w:tc>
@@ -511,7 +552,7 @@
     </w:tbl>
     <w:p>
       <w:pPr>
-        <w:spacing w:line="290" w:lineRule="atLeast" w:before="0" w:after="0"/>
+        <w:spacing w:line="290" w:lineRule="atLeast"/>
         <w:rPr>
           <w:rFonts w:hint="default"/>
           <w:vanish/>
@@ -557,7 +598,7 @@
           </w:tcPr>
           <w:p>
             <w:pPr>
-              <w:spacing w:line="290" w:lineRule="atLeast" w:before="0" w:after="0"/>
+              <w:spacing w:line="290" w:lineRule="atLeast"/>
               <w:rPr>
                 <w:rFonts w:ascii="宋体" w:eastAsia="宋体" w:hAnsi="宋体"/>
               </w:rPr>
@@ -634,7 +675,7 @@
                 </w:tcPr>
                 <w:p>
                   <w:pPr>
-                    <w:spacing w:line="290" w:lineRule="atLeast" w:before="0" w:after="0"/>
+                    <w:spacing w:line="290" w:lineRule="atLeast"/>
                     <w:jc w:val="center"/>
                     <w:rPr>
                       <w:rFonts w:hint="default"/>
@@ -662,7 +703,7 @@
                 </w:tcPr>
                 <w:p>
                   <w:pPr>
-                    <w:spacing w:line="290" w:lineRule="atLeast" w:before="0" w:after="0"/>
+                    <w:spacing w:line="290" w:lineRule="atLeast"/>
                     <w:rPr>
                       <w:rFonts w:hint="default"/>
                       <w:b/>
@@ -700,7 +741,7 @@
                 </w:tcPr>
                 <w:p>
                   <w:pPr>
-                    <w:spacing w:line="290" w:lineRule="atLeast" w:before="0" w:after="0"/>
+                    <w:spacing w:line="290" w:lineRule="atLeast"/>
                     <w:rPr>
                       <w:rFonts w:hint="default"/>
                       <w:b/>
@@ -776,7 +817,7 @@
                 </w:tcPr>
                 <w:p>
                   <w:pPr>
-                    <w:spacing w:line="290" w:lineRule="atLeast" w:before="0" w:after="0"/>
+                    <w:spacing w:line="290" w:lineRule="atLeast"/>
                     <w:rPr>
                       <w:rFonts w:ascii="Times New Roman" w:eastAsia="等线" w:hAnsi="Times New Roman" w:hint="default"/>
                       <w:b/>
@@ -799,7 +840,7 @@
           </w:tbl>
           <w:p>
             <w:pPr>
-              <w:spacing w:line="290" w:lineRule="atLeast" w:before="0" w:after="0"/>
+              <w:spacing w:line="290" w:lineRule="atLeast"/>
               <w:rPr>
                 <w:rFonts w:hint="default"/>
                 <w:b/>
@@ -812,7 +853,7 @@
     </w:tbl>
     <w:p>
       <w:pPr>
-        <w:spacing w:line="290" w:lineRule="atLeast" w:before="0" w:after="0"/>
+        <w:spacing w:line="290" w:lineRule="atLeast"/>
         <w:rPr>
           <w:rFonts w:hint="default"/>
           <w:vanish/>
@@ -821,7 +862,7 @@
     </w:p>
     <w:p>
       <w:pPr>
-        <w:spacing w:line="290" w:lineRule="atLeast" w:before="0" w:after="0"/>
+        <w:spacing w:line="290" w:lineRule="atLeast"/>
         <w:rPr>
           <w:rFonts w:hint="default"/>
           <w:vanish/>
@@ -867,7 +908,7 @@
           </w:tcPr>
           <w:p>
             <w:pPr>
-              <w:spacing w:line="290" w:lineRule="atLeast" w:before="0" w:after="0"/>
+              <w:spacing w:line="290" w:lineRule="atLeast"/>
               <w:rPr>
                 <w:rFonts w:hint="default"/>
                 <w:sz w:val="21"/>
@@ -898,7 +939,7 @@
                 <w:ilvl w:val="0"/>
                 <w:numId w:val="2"/>
               </w:numPr>
-              <w:spacing w:line="290" w:lineRule="atLeast" w:before="0" w:after="0"/>
+              <w:spacing w:line="290" w:lineRule="atLeast"/>
               <w:ind w:left="442" w:hanging="442"/>
               <w:rPr>
                 <w:rFonts w:hint="default"/>
@@ -912,42 +953,42 @@
                 <w:bCs/>
                 <w:sz w:val="21"/>
               </w:rPr>
-              <w:t xml:space="preserve">核心课程：</w:t>
-            </w:r>
-            <w:r>
-              <w:rPr>
-                <w:rFonts w:ascii="Times New Roman" w:eastAsia="宋体" w:hAnsi="Times New Roman" w:cs="宋体"/>
-                <w:sz w:val="21"/>
-              </w:rPr>
-              <w:t xml:space="preserve">供应链建模与仿真、</w:t>
-            </w:r>
-            <w:r>
-              <w:rPr>
-                <w:rFonts w:eastAsia="宋体" w:ascii="Times New Roman" w:hAnsi="Times New Roman"/>
-                <w:sz w:val="21"/>
-              </w:rPr>
-              <w:t xml:space="preserve">ERP</w:t>
-            </w:r>
-            <w:r>
-              <w:rPr>
-                <w:rFonts w:ascii="Times New Roman" w:eastAsia="宋体" w:hAnsi="Times New Roman" w:cs="宋体"/>
-                <w:sz w:val="21"/>
-              </w:rPr>
-              <w:t xml:space="preserve">供应链管理综合实验、供应链资源规划、统计学、</w:t>
-            </w:r>
-            <w:r>
-              <w:rPr>
-                <w:rFonts w:eastAsia="宋体" w:ascii="Times New Roman" w:hAnsi="Times New Roman"/>
-                <w:sz w:val="21"/>
-              </w:rPr>
-              <w:t xml:space="preserve">Python</w:t>
-            </w:r>
-            <w:r>
-              <w:rPr>
-                <w:rFonts w:ascii="Times New Roman" w:eastAsia="宋体" w:hAnsi="Times New Roman" w:cs="宋体"/>
-                <w:sz w:val="21"/>
-              </w:rPr>
-              <w:t xml:space="preserve">程序设计、大数据管理与分析、物流管理</w:t>
+              <w:t>核心课程：</w:t>
+            </w:r>
+            <w:r>
+              <w:rPr>
+                <w:rFonts w:ascii="Times New Roman" w:eastAsia="宋体" w:hAnsi="Times New Roman" w:cs="宋体"/>
+                <w:sz w:val="21"/>
+              </w:rPr>
+              <w:t>统计学、</w:t>
+            </w:r>
+            <w:r>
+              <w:rPr>
+                <w:rFonts w:ascii="Times New Roman" w:eastAsia="宋体" w:hAnsi="Times New Roman" w:cs="宋体"/>
+                <w:sz w:val="21"/>
+              </w:rPr>
+              <w:t>Python</w:t>
+            </w:r>
+            <w:r>
+              <w:rPr>
+                <w:rFonts w:ascii="Times New Roman" w:eastAsia="宋体" w:hAnsi="Times New Roman" w:cs="宋体"/>
+                <w:sz w:val="21"/>
+              </w:rPr>
+              <w:t>程序设计、供应链建模与仿真、大数据分析与挖掘、运筹学、供应链管理、</w:t>
+            </w:r>
+            <w:r>
+              <w:rPr>
+                <w:rFonts w:ascii="Times New Roman" w:eastAsia="宋体" w:hAnsi="Times New Roman" w:cs="宋体"/>
+                <w:sz w:val="21"/>
+              </w:rPr>
+              <w:t>ERP</w:t>
+            </w:r>
+            <w:r>
+              <w:rPr>
+                <w:rFonts w:ascii="Times New Roman" w:eastAsia="宋体" w:hAnsi="Times New Roman" w:cs="宋体"/>
+                <w:sz w:val="21"/>
+              </w:rPr>
+              <w:t>供应链管理综合实验</w:t>
             </w:r>
           </w:p>
         </w:tc>
@@ -975,7 +1016,7 @@
           </w:tcPr>
           <w:p>
             <w:pPr>
-              <w:spacing w:line="290" w:lineRule="atLeast" w:before="0" w:after="0"/>
+              <w:spacing w:line="290" w:lineRule="atLeast"/>
               <w:rPr>
                 <w:rFonts w:hint="default"/>
                 <w:sz w:val="21"/>
@@ -1006,7 +1047,7 @@
                 <w:ilvl w:val="0"/>
                 <w:numId w:val="2"/>
               </w:numPr>
-              <w:spacing w:line="290" w:lineRule="atLeast" w:before="0" w:after="0"/>
+              <w:spacing w:line="290" w:lineRule="atLeast"/>
               <w:rPr>
                 <w:rFonts w:hint="default"/>
                 <w:sz w:val="21"/>
@@ -1019,42 +1060,42 @@
                 <w:bCs/>
                 <w:sz w:val="21"/>
               </w:rPr>
-              <w:t xml:space="preserve">荣誉奖励：</w:t>
-            </w:r>
-            <w:r>
-              <w:rPr>
-                <w:rFonts w:ascii="Times New Roman" w:eastAsia="宋体" w:hAnsi="Times New Roman" w:cs="宋体"/>
-                <w:sz w:val="21"/>
-              </w:rPr>
-              <w:t xml:space="preserve">山东大学</w:t>
-            </w:r>
-            <w:r>
-              <w:rPr>
-                <w:rFonts w:eastAsia="宋体" w:ascii="Times New Roman" w:hAnsi="Times New Roman"/>
-                <w:sz w:val="21"/>
-              </w:rPr>
-              <w:t xml:space="preserve">2024</w:t>
-            </w:r>
-            <w:r>
-              <w:rPr>
-                <w:rFonts w:ascii="Times New Roman" w:eastAsia="宋体" w:hAnsi="Times New Roman" w:cs="宋体"/>
-                <w:sz w:val="21"/>
-              </w:rPr>
-              <w:t xml:space="preserve">—</w:t>
-            </w:r>
-            <w:r>
-              <w:rPr>
-                <w:rFonts w:eastAsia="宋体" w:ascii="Times New Roman" w:hAnsi="Times New Roman"/>
-                <w:sz w:val="21"/>
-              </w:rPr>
-              <w:t xml:space="preserve">2025</w:t>
-            </w:r>
-            <w:r>
-              <w:rPr>
-                <w:rFonts w:ascii="Times New Roman" w:eastAsia="宋体" w:hAnsi="Times New Roman" w:cs="宋体"/>
-                <w:sz w:val="21"/>
-              </w:rPr>
-              <w:t xml:space="preserve">年暑期社会实践专项优秀等级</w:t>
+              <w:t>荣誉奖励：</w:t>
+            </w:r>
+            <w:r>
+              <w:rPr>
+                <w:rFonts w:ascii="Times New Roman" w:eastAsia="宋体" w:hAnsi="Times New Roman" w:cs="宋体"/>
+                <w:sz w:val="21"/>
+              </w:rPr>
+              <w:t>山东大学</w:t>
+            </w:r>
+            <w:r>
+              <w:rPr>
+                <w:rFonts w:ascii="Times New Roman" w:eastAsia="宋体" w:hAnsi="Times New Roman"/>
+                <w:sz w:val="21"/>
+              </w:rPr>
+              <w:t>2024</w:t>
+            </w:r>
+            <w:r>
+              <w:rPr>
+                <w:rFonts w:ascii="Times New Roman" w:eastAsia="宋体" w:hAnsi="Times New Roman" w:cs="宋体"/>
+                <w:sz w:val="21"/>
+              </w:rPr>
+              <w:t>—</w:t>
+            </w:r>
+            <w:r>
+              <w:rPr>
+                <w:rFonts w:ascii="Times New Roman" w:eastAsia="宋体" w:hAnsi="Times New Roman"/>
+                <w:sz w:val="21"/>
+              </w:rPr>
+              <w:t>2025</w:t>
+            </w:r>
+            <w:r>
+              <w:rPr>
+                <w:rFonts w:ascii="Times New Roman" w:eastAsia="宋体" w:hAnsi="Times New Roman" w:cs="宋体"/>
+                <w:sz w:val="21"/>
+              </w:rPr>
+              <w:t>年暑期社会实践专项优秀等级</w:t>
             </w:r>
           </w:p>
         </w:tc>
@@ -1062,7 +1103,7 @@
     </w:tbl>
     <w:p>
       <w:pPr>
-        <w:spacing w:line="290" w:lineRule="atLeast" w:before="0" w:after="0"/>
+        <w:spacing w:line="290" w:lineRule="atLeast"/>
         <w:rPr>
           <w:rFonts w:hint="default"/>
           <w:vanish/>
@@ -1072,7 +1113,7 @@
     </w:p>
     <w:p>
       <w:pPr>
-        <w:spacing w:line="290" w:lineRule="atLeast" w:before="0" w:after="0"/>
+        <w:spacing w:line="290" w:lineRule="atLeast"/>
         <w:rPr>
           <w:rFonts w:hint="default"/>
           <w:vanish/>
@@ -1082,7 +1123,7 @@
     </w:p>
     <w:p>
       <w:pPr>
-        <w:spacing w:line="290" w:lineRule="atLeast" w:before="0" w:after="0"/>
+        <w:spacing w:line="290" w:lineRule="atLeast"/>
         <w:rPr>
           <w:rFonts w:hint="default"/>
           <w:vanish/>
@@ -1091,7 +1132,7 @@
     </w:p>
     <w:p>
       <w:pPr>
-        <w:spacing w:line="290" w:lineRule="atLeast" w:before="0" w:after="0"/>
+        <w:spacing w:line="290" w:lineRule="atLeast"/>
         <w:rPr>
           <w:rFonts w:hint="default"/>
           <w:vanish/>
@@ -1101,7 +1142,7 @@
     </w:p>
     <w:p>
       <w:pPr>
-        <w:spacing w:line="290" w:lineRule="atLeast" w:before="0" w:after="0"/>
+        <w:spacing w:line="290" w:lineRule="atLeast"/>
         <w:rPr>
           <w:rFonts w:hint="default"/>
           <w:vanish/>
@@ -1111,7 +1152,7 @@
     </w:p>
     <w:p>
       <w:pPr>
-        <w:spacing w:line="290" w:lineRule="atLeast" w:before="0" w:after="0"/>
+        <w:spacing w:line="290" w:lineRule="atLeast"/>
         <w:rPr>
           <w:rFonts w:hint="default"/>
           <w:vanish/>
@@ -1165,7 +1206,7 @@
           </w:tcPr>
           <w:p>
             <w:pPr>
-              <w:spacing w:line="290" w:lineRule="atLeast" w:before="0" w:after="0"/>
+              <w:spacing w:line="290" w:lineRule="atLeast"/>
               <w:rPr>
                 <w:rFonts w:ascii="Times New Roman" w:hAnsi="Times New Roman" w:hint="default"/>
                 <w:b/>
@@ -1216,7 +1257,7 @@
           </w:tcPr>
           <w:p>
             <w:pPr>
-              <w:spacing w:line="290" w:lineRule="atLeast" w:before="0" w:after="0"/>
+              <w:spacing w:line="290" w:lineRule="atLeast"/>
               <w:rPr>
                 <w:rFonts w:ascii="Times New Roman" w:hAnsi="Times New Roman" w:hint="default"/>
                 <w:sz w:val="21"/>
@@ -1244,7 +1285,7 @@
           </w:tcPr>
           <w:p>
             <w:pPr>
-              <w:spacing w:line="290" w:lineRule="atLeast" w:before="0" w:after="0"/>
+              <w:spacing w:line="290" w:lineRule="atLeast"/>
               <w:rPr>
                 <w:rFonts w:ascii="Times New Roman" w:hAnsi="Times New Roman" w:hint="default"/>
                 <w:sz w:val="21"/>
@@ -1257,7 +1298,7 @@
                 <w:bCs/>
                 <w:sz w:val="21"/>
               </w:rPr>
-              <w:t xml:space="preserve">银行电话营销客户响应行为分析</w:t>
+              <w:t>社区团购自提点选址与配送路径优化</w:t>
             </w:r>
           </w:p>
         </w:tc>
@@ -1274,7 +1315,7 @@
           </w:tcPr>
           <w:p>
             <w:pPr>
-              <w:spacing w:line="290" w:lineRule="atLeast" w:before="0" w:after="0"/>
+              <w:spacing w:line="290" w:lineRule="atLeast"/>
               <w:rPr>
                 <w:rFonts w:ascii="Times New Roman" w:eastAsia="等线" w:hAnsi="Times New Roman" w:hint="default"/>
                 <w:b/>
@@ -1289,7 +1330,7 @@
                 <w:bCs/>
                 <w:sz w:val="21"/>
               </w:rPr>
-              <w:t xml:space="preserve">项目负责人</w:t>
+              <w:t>个人课程项目</w:t>
             </w:r>
           </w:p>
         </w:tc>
@@ -1306,7 +1347,7 @@
           </w:tcPr>
           <w:p>
             <w:pPr>
-              <w:spacing w:line="290" w:lineRule="atLeast" w:before="0" w:after="0"/>
+              <w:spacing w:line="290" w:lineRule="atLeast"/>
               <w:rPr>
                 <w:rFonts w:ascii="Times New Roman" w:eastAsia="等线" w:hAnsi="Times New Roman" w:hint="default"/>
                 <w:b/>
@@ -1321,7 +1362,7 @@
                 <w:bCs/>
                 <w:sz w:val="21"/>
               </w:rPr>
-              <w:t xml:space="preserve">2026.04-2026.06</w:t>
+              <w:t>2026.03-2026.06</w:t>
             </w:r>
           </w:p>
         </w:tc>
@@ -1351,7 +1392,7 @@
           </w:tcPr>
           <w:p>
             <w:pPr>
-              <w:spacing w:line="290" w:lineRule="atLeast" w:before="0" w:after="0"/>
+              <w:spacing w:line="290" w:lineRule="atLeast"/>
               <w:rPr>
                 <w:rFonts w:ascii="Times New Roman" w:hAnsi="Times New Roman" w:hint="default"/>
                 <w:sz w:val="21"/>
@@ -1383,7 +1424,7 @@
                 <w:ilvl w:val="0"/>
                 <w:numId w:val="9"/>
               </w:numPr>
-              <w:spacing w:line="290" w:lineRule="atLeast" w:before="0" w:after="0"/>
+              <w:spacing w:line="290" w:lineRule="atLeast"/>
               <w:rPr>
                 <w:rFonts w:ascii="Times New Roman" w:eastAsia="宋体" w:hAnsi="Times New Roman" w:cs="宋体" w:hint="default"/>
                 <w:sz w:val="21"/>
@@ -1391,59 +1432,24 @@
             </w:pPr>
             <w:r>
               <w:rPr>
-                <w:rFonts w:eastAsia="宋体" w:ascii="Times New Roman" w:hAnsi="Times New Roman"/>
-                <w:sz w:val="21"/>
-              </w:rPr>
-              <w:t xml:space="preserve">**</w:t>
-            </w:r>
-            <w:r>
-              <w:rPr>
-                <w:rFonts w:ascii="Times New Roman" w:eastAsia="宋体" w:hAnsi="Times New Roman" w:cs="宋体"/>
-                <w:sz w:val="21"/>
-              </w:rPr>
-              <w:t xml:space="preserve">数据清洗</w:t>
-            </w:r>
-            <w:r>
-              <w:rPr>
-                <w:rFonts w:eastAsia="宋体" w:ascii="Times New Roman" w:hAnsi="Times New Roman"/>
-                <w:sz w:val="21"/>
-              </w:rPr>
-              <w:t xml:space="preserve">**</w:t>
-            </w:r>
-            <w:r>
-              <w:rPr>
-                <w:rFonts w:ascii="Times New Roman" w:eastAsia="宋体" w:hAnsi="Times New Roman" w:cs="宋体"/>
-                <w:sz w:val="21"/>
-              </w:rPr>
-              <w:t xml:space="preserve">：基于</w:t>
-            </w:r>
-            <w:r>
-              <w:rPr>
-                <w:rFonts w:eastAsia="宋体" w:ascii="Times New Roman" w:hAnsi="Times New Roman"/>
-                <w:sz w:val="21"/>
-              </w:rPr>
-              <w:t xml:space="preserve">45211</w:t>
-            </w:r>
-            <w:r>
-              <w:rPr>
-                <w:rFonts w:ascii="Times New Roman" w:eastAsia="宋体" w:hAnsi="Times New Roman" w:cs="宋体"/>
-                <w:sz w:val="21"/>
-              </w:rPr>
-              <w:t xml:space="preserve">条葡萄牙银行真实营销数据，用</w:t>
-            </w:r>
-            <w:r>
-              <w:rPr>
-                <w:rFonts w:eastAsia="宋体" w:ascii="Times New Roman" w:hAnsi="Times New Roman"/>
-                <w:sz w:val="21"/>
-              </w:rPr>
-              <w:t xml:space="preserve">R</w:t>
-            </w:r>
-            <w:r>
-              <w:rPr>
-                <w:rFonts w:ascii="Times New Roman" w:eastAsia="宋体" w:hAnsi="Times New Roman" w:cs="宋体"/>
-                <w:sz w:val="21"/>
-              </w:rPr>
-              <w:t xml:space="preserve">完成缺失值与异常值清洗，对年龄、职业、营销频次等字段做多维度分层统计</w:t>
+                <w:rFonts w:ascii="Times New Roman" w:eastAsia="宋体" w:hAnsi="Times New Roman" w:cs="宋体"/>
+                <w:sz w:val="21"/>
+              </w:rPr>
+              <w:t>问题建模：针对老龄化小区自提点布局零散、配送效率低的痛点，将年龄分层服务半径与电梯等待时间纳入选址</w:t>
+            </w:r>
+            <w:r>
+              <w:rPr>
+                <w:rFonts w:ascii="Times New Roman" w:eastAsia="宋体" w:hAnsi="Times New Roman" w:cs="宋体" w:hint="default"/>
+                <w:sz w:val="21"/>
+              </w:rPr>
+              <w:t>-</w:t>
+            </w:r>
+            <w:r>
+              <w:rPr>
+                <w:rFonts w:ascii="Times New Roman" w:eastAsia="宋体" w:hAnsi="Times New Roman" w:cs="宋体"/>
+                <w:sz w:val="21"/>
+              </w:rPr>
+              <w:t>路径优化模型</w:t>
             </w:r>
           </w:p>
           <w:p>
@@ -1452,7 +1458,7 @@
                 <w:ilvl w:val="0"/>
                 <w:numId w:val="9"/>
               </w:numPr>
-              <w:spacing w:line="290" w:lineRule="atLeast" w:before="0" w:after="0"/>
+              <w:spacing w:line="290" w:lineRule="atLeast"/>
               <w:rPr>
                 <w:rFonts w:ascii="Times New Roman" w:eastAsia="宋体" w:hAnsi="Times New Roman" w:cs="宋体" w:hint="default"/>
                 <w:sz w:val="21"/>
@@ -1460,31 +1466,205 @@
             </w:pPr>
             <w:r>
               <w:rPr>
-                <w:rFonts w:eastAsia="宋体" w:ascii="Times New Roman" w:hAnsi="Times New Roman"/>
-                <w:sz w:val="21"/>
-              </w:rPr>
-              <w:t xml:space="preserve">**</w:t>
-            </w:r>
-            <w:r>
-              <w:rPr>
-                <w:rFonts w:ascii="Times New Roman" w:eastAsia="宋体" w:hAnsi="Times New Roman" w:cs="宋体"/>
-                <w:sz w:val="21"/>
-              </w:rPr>
-              <w:t xml:space="preserve">可视化分析</w:t>
-            </w:r>
-            <w:r>
-              <w:rPr>
-                <w:rFonts w:eastAsia="宋体" w:ascii="Times New Roman" w:hAnsi="Times New Roman"/>
-                <w:sz w:val="21"/>
-              </w:rPr>
-              <w:t xml:space="preserve">**</w:t>
-            </w:r>
-            <w:r>
-              <w:rPr>
-                <w:rFonts w:ascii="Times New Roman" w:eastAsia="宋体" w:hAnsi="Times New Roman" w:cs="宋体"/>
-                <w:sz w:val="21"/>
-              </w:rPr>
-              <w:t xml:space="preserve">：独立绘制帕累托图识别高价值客群特征、相关性热力图分析变量关联、订阅转化率瀑布图定位营销流失关键环节，为客户分群与营销资源分配提供数据支撑</w:t>
+                <w:rFonts w:ascii="Times New Roman" w:eastAsia="宋体" w:hAnsi="Times New Roman" w:cs="宋体"/>
+                <w:sz w:val="21"/>
+              </w:rPr>
+              <w:t>方案求解：基于</w:t>
+            </w:r>
+            <w:r>
+              <w:rPr>
+                <w:rFonts w:ascii="Times New Roman" w:eastAsia="宋体" w:hAnsi="Times New Roman" w:cs="宋体" w:hint="default"/>
+                <w:sz w:val="21"/>
+              </w:rPr>
+              <w:t>15</w:t>
+            </w:r>
+            <w:r>
+              <w:rPr>
+                <w:rFonts w:ascii="Times New Roman" w:eastAsia="宋体" w:hAnsi="Times New Roman" w:cs="宋体"/>
+                <w:sz w:val="21"/>
+              </w:rPr>
+              <w:t>个候选点位、日均</w:t>
+            </w:r>
+            <w:r>
+              <w:rPr>
+                <w:rFonts w:ascii="Times New Roman" w:eastAsia="宋体" w:hAnsi="Times New Roman" w:cs="宋体" w:hint="default"/>
+                <w:sz w:val="21"/>
+              </w:rPr>
+              <w:t>345</w:t>
+            </w:r>
+            <w:r>
+              <w:rPr>
+                <w:rFonts w:ascii="Times New Roman" w:eastAsia="宋体" w:hAnsi="Times New Roman" w:cs="宋体"/>
+                <w:sz w:val="21"/>
+              </w:rPr>
+              <w:t>单数据，用</w:t>
+            </w:r>
+            <w:r>
+              <w:rPr>
+                <w:rFonts w:ascii="Times New Roman" w:eastAsia="宋体" w:hAnsi="Times New Roman" w:cs="宋体" w:hint="default"/>
+                <w:sz w:val="21"/>
+              </w:rPr>
+              <w:t>Python</w:t>
+            </w:r>
+            <w:r>
+              <w:rPr>
+                <w:rFonts w:ascii="Times New Roman" w:eastAsia="宋体" w:hAnsi="Times New Roman" w:cs="宋体"/>
+                <w:sz w:val="21"/>
+              </w:rPr>
+              <w:t>设计</w:t>
+            </w:r>
+            <w:r>
+              <w:rPr>
+                <w:rFonts w:ascii="Times New Roman" w:eastAsia="宋体" w:hAnsi="Times New Roman" w:cs="宋体"/>
+                <w:sz w:val="21"/>
+              </w:rPr>
+              <w:t>“</w:t>
+            </w:r>
+            <w:r>
+              <w:rPr>
+                <w:rFonts w:ascii="Times New Roman" w:eastAsia="宋体" w:hAnsi="Times New Roman" w:cs="宋体" w:hint="default"/>
+                <w:sz w:val="21"/>
+              </w:rPr>
+              <w:t>2</w:t>
+            </w:r>
+            <w:r>
+              <w:rPr>
+                <w:rFonts w:ascii="Times New Roman" w:eastAsia="宋体" w:hAnsi="Times New Roman" w:cs="宋体"/>
+                <w:sz w:val="21"/>
+              </w:rPr>
+              <w:t>核心点</w:t>
+            </w:r>
+            <w:r>
+              <w:rPr>
+                <w:rFonts w:ascii="Times New Roman" w:eastAsia="宋体" w:hAnsi="Times New Roman" w:cs="宋体" w:hint="default"/>
+                <w:sz w:val="21"/>
+              </w:rPr>
+              <w:t>+4</w:t>
+            </w:r>
+            <w:r>
+              <w:rPr>
+                <w:rFonts w:ascii="Times New Roman" w:eastAsia="宋体" w:hAnsi="Times New Roman" w:cs="宋体"/>
+                <w:sz w:val="21"/>
+              </w:rPr>
+              <w:t>动态临时点</w:t>
+            </w:r>
+            <w:r>
+              <w:rPr>
+                <w:rFonts w:ascii="Times New Roman" w:eastAsia="宋体" w:hAnsi="Times New Roman" w:cs="宋体"/>
+                <w:sz w:val="21"/>
+              </w:rPr>
+              <w:t>”</w:t>
+            </w:r>
+            <w:r>
+              <w:rPr>
+                <w:rFonts w:ascii="Times New Roman" w:eastAsia="宋体" w:hAnsi="Times New Roman" w:cs="宋体"/>
+                <w:sz w:val="21"/>
+              </w:rPr>
+              <w:t>弹性布局方案</w:t>
+            </w:r>
+          </w:p>
+          <w:p>
+            <w:pPr>
+              <w:numPr>
+                <w:ilvl w:val="0"/>
+                <w:numId w:val="9"/>
+              </w:numPr>
+              <w:spacing w:line="290" w:lineRule="atLeast"/>
+              <w:rPr>
+                <w:rFonts w:ascii="Times New Roman" w:eastAsia="宋体" w:hAnsi="Times New Roman" w:cs="宋体" w:hint="default"/>
+                <w:sz w:val="21"/>
+              </w:rPr>
+            </w:pPr>
+            <w:r>
+              <w:rPr>
+                <w:rFonts w:ascii="Times New Roman" w:eastAsia="宋体" w:hAnsi="Times New Roman" w:cs="宋体"/>
+                <w:sz w:val="21"/>
+              </w:rPr>
+              <w:t>成果验证：模型测算总成本降低</w:t>
+            </w:r>
+            <w:r>
+              <w:rPr>
+                <w:rFonts w:ascii="Times New Roman" w:eastAsia="宋体" w:hAnsi="Times New Roman" w:cs="宋体" w:hint="default"/>
+                <w:sz w:val="21"/>
+              </w:rPr>
+              <w:t>18.7%</w:t>
+            </w:r>
+            <w:r>
+              <w:rPr>
+                <w:rFonts w:ascii="Times New Roman" w:eastAsia="宋体" w:hAnsi="Times New Roman" w:cs="宋体"/>
+                <w:sz w:val="21"/>
+              </w:rPr>
+              <w:t>，老年覆盖率</w:t>
+            </w:r>
+            <w:r>
+              <w:rPr>
+                <w:rFonts w:ascii="Times New Roman" w:eastAsia="宋体" w:hAnsi="Times New Roman" w:cs="宋体" w:hint="default"/>
+                <w:sz w:val="21"/>
+              </w:rPr>
+              <w:t>53.4%</w:t>
+            </w:r>
+            <w:r>
+              <w:rPr>
+                <w:rFonts w:ascii="Times New Roman" w:eastAsia="宋体" w:hAnsi="Times New Roman" w:cs="宋体"/>
+                <w:sz w:val="21"/>
+              </w:rPr>
+              <w:t>→</w:t>
+            </w:r>
+            <w:r>
+              <w:rPr>
+                <w:rFonts w:ascii="Times New Roman" w:eastAsia="宋体" w:hAnsi="Times New Roman" w:cs="宋体" w:hint="default"/>
+                <w:sz w:val="21"/>
+              </w:rPr>
+              <w:t>87.3%</w:t>
+            </w:r>
+            <w:r>
+              <w:rPr>
+                <w:rFonts w:ascii="Times New Roman" w:eastAsia="宋体" w:hAnsi="Times New Roman" w:cs="宋体"/>
+                <w:sz w:val="21"/>
+              </w:rPr>
+              <w:t>，配送时长缩短</w:t>
+            </w:r>
+            <w:r>
+              <w:rPr>
+                <w:rFonts w:ascii="Times New Roman" w:eastAsia="宋体" w:hAnsi="Times New Roman" w:cs="宋体" w:hint="default"/>
+                <w:sz w:val="21"/>
+              </w:rPr>
+              <w:t>22.3%</w:t>
+            </w:r>
+            <w:r>
+              <w:rPr>
+                <w:rFonts w:ascii="Times New Roman" w:eastAsia="宋体" w:hAnsi="Times New Roman" w:cs="宋体"/>
+                <w:sz w:val="21"/>
+              </w:rPr>
+              <w:t>，可响应周末</w:t>
+            </w:r>
+            <w:r>
+              <w:rPr>
+                <w:rFonts w:ascii="Times New Roman" w:eastAsia="宋体" w:hAnsi="Times New Roman" w:cs="宋体" w:hint="default"/>
+                <w:sz w:val="21"/>
+              </w:rPr>
+              <w:t>29.9%</w:t>
+            </w:r>
+            <w:r>
+              <w:rPr>
+                <w:rFonts w:ascii="Times New Roman" w:eastAsia="宋体" w:hAnsi="Times New Roman" w:cs="宋体"/>
+                <w:sz w:val="21"/>
+              </w:rPr>
+              <w:t>、促销日</w:t>
+            </w:r>
+            <w:r>
+              <w:rPr>
+                <w:rFonts w:ascii="Times New Roman" w:eastAsia="宋体" w:hAnsi="Times New Roman" w:cs="宋体" w:hint="default"/>
+                <w:sz w:val="21"/>
+              </w:rPr>
+              <w:t>50.7%</w:t>
+            </w:r>
+            <w:r>
+              <w:rPr>
+                <w:rFonts w:ascii="Times New Roman" w:eastAsia="宋体" w:hAnsi="Times New Roman" w:cs="宋体"/>
+                <w:sz w:val="21"/>
+              </w:rPr>
+              <w:t>的需求波动</w:t>
             </w:r>
           </w:p>
         </w:tc>
@@ -1514,7 +1694,7 @@
           </w:tcPr>
           <w:p>
             <w:pPr>
-              <w:spacing w:line="290" w:lineRule="atLeast" w:before="0" w:after="0"/>
+              <w:spacing w:line="290" w:lineRule="atLeast"/>
               <w:rPr>
                 <w:rFonts w:ascii="Times New Roman" w:hAnsi="Times New Roman" w:hint="default"/>
                 <w:sz w:val="21"/>
@@ -1542,7 +1722,7 @@
           </w:tcPr>
           <w:p>
             <w:pPr>
-              <w:spacing w:line="290" w:lineRule="atLeast" w:before="0" w:after="0"/>
+              <w:spacing w:line="290" w:lineRule="atLeast"/>
               <w:rPr>
                 <w:rFonts w:ascii="Times New Roman" w:hAnsi="Times New Roman" w:hint="default"/>
                 <w:sz w:val="21"/>
@@ -1555,7 +1735,7 @@
                 <w:bCs/>
                 <w:sz w:val="21"/>
               </w:rPr>
-              <w:t xml:space="preserve">社区团购自提点选址与配送路径优化</w:t>
+              <w:t>银行营销客户分层与转化分析</w:t>
             </w:r>
           </w:p>
         </w:tc>
@@ -1572,7 +1752,7 @@
           </w:tcPr>
           <w:p>
             <w:pPr>
-              <w:spacing w:line="290" w:lineRule="atLeast" w:before="0" w:after="0"/>
+              <w:spacing w:line="290" w:lineRule="atLeast"/>
               <w:rPr>
                 <w:rFonts w:ascii="Times New Roman" w:eastAsia="等线" w:hAnsi="Times New Roman" w:hint="default"/>
                 <w:b/>
@@ -1587,7 +1767,7 @@
                 <w:bCs/>
                 <w:sz w:val="21"/>
               </w:rPr>
-              <w:t xml:space="preserve">项目负责人</w:t>
+              <w:t>个人课程项目</w:t>
             </w:r>
           </w:p>
         </w:tc>
@@ -1604,7 +1784,7 @@
           </w:tcPr>
           <w:p>
             <w:pPr>
-              <w:spacing w:line="290" w:lineRule="atLeast" w:before="0" w:after="0"/>
+              <w:spacing w:line="290" w:lineRule="atLeast"/>
               <w:rPr>
                 <w:rFonts w:ascii="Times New Roman" w:eastAsia="等线" w:hAnsi="Times New Roman" w:hint="default"/>
                 <w:b/>
@@ -1619,7 +1799,25 @@
                 <w:bCs/>
                 <w:sz w:val="21"/>
               </w:rPr>
-              <w:t xml:space="preserve">2026.03-2026.06</w:t>
+              <w:t>2026.04</w:t>
+            </w:r>
+            <w:r>
+              <w:rPr>
+                <w:rFonts w:ascii="Times New Roman" w:eastAsia="宋体" w:hAnsi="Times New Roman" w:cs="宋体"/>
+                <w:b/>
+                <w:bCs/>
+                <w:sz w:val="21"/>
+              </w:rPr>
+              <w:t>—</w:t>
+            </w:r>
+            <w:r>
+              <w:rPr>
+                <w:rFonts w:ascii="Times New Roman" w:eastAsia="宋体" w:hAnsi="Times New Roman" w:cs="宋体"/>
+                <w:b/>
+                <w:bCs/>
+                <w:sz w:val="21"/>
+              </w:rPr>
+              <w:t>2026.06</w:t>
             </w:r>
           </w:p>
         </w:tc>
@@ -1649,7 +1847,7 @@
           </w:tcPr>
           <w:p>
             <w:pPr>
-              <w:spacing w:line="290" w:lineRule="atLeast" w:before="0" w:after="0"/>
+              <w:spacing w:line="290" w:lineRule="atLeast"/>
               <w:rPr>
                 <w:rFonts w:ascii="Times New Roman" w:hAnsi="Times New Roman" w:hint="default"/>
                 <w:sz w:val="21"/>
@@ -1681,7 +1879,7 @@
                 <w:ilvl w:val="0"/>
                 <w:numId w:val="9"/>
               </w:numPr>
-              <w:spacing w:line="290" w:lineRule="atLeast" w:before="0" w:after="0"/>
+              <w:spacing w:line="290" w:lineRule="atLeast"/>
               <w:rPr>
                 <w:rFonts w:ascii="Times New Roman" w:eastAsia="宋体" w:hAnsi="Times New Roman" w:cs="宋体" w:hint="default"/>
                 <w:sz w:val="21"/>
@@ -1689,87 +1887,38 @@
             </w:pPr>
             <w:r>
               <w:rPr>
-                <w:rFonts w:eastAsia="宋体" w:ascii="Times New Roman" w:hAnsi="Times New Roman"/>
-                <w:sz w:val="21"/>
-              </w:rPr>
-              <w:t xml:space="preserve">**</w:t>
-            </w:r>
-            <w:r>
-              <w:rPr>
-                <w:rFonts w:ascii="Times New Roman" w:eastAsia="宋体" w:hAnsi="Times New Roman" w:cs="宋体"/>
-                <w:sz w:val="21"/>
-              </w:rPr>
-              <w:t xml:space="preserve">问题建模</w:t>
-            </w:r>
-            <w:r>
-              <w:rPr>
-                <w:rFonts w:eastAsia="宋体" w:ascii="Times New Roman" w:hAnsi="Times New Roman"/>
-                <w:sz w:val="21"/>
-              </w:rPr>
-              <w:t xml:space="preserve">**</w:t>
-            </w:r>
-            <w:r>
-              <w:rPr>
-                <w:rFonts w:ascii="Times New Roman" w:eastAsia="宋体" w:hAnsi="Times New Roman" w:cs="宋体"/>
-                <w:sz w:val="21"/>
-              </w:rPr>
-              <w:t xml:space="preserve">：针对济南历下区老龄化小区自提点布局零散问题，构建选址</w:t>
-            </w:r>
-            <w:r>
-              <w:rPr>
-                <w:rFonts w:eastAsia="宋体" w:ascii="Times New Roman" w:hAnsi="Times New Roman"/>
-                <w:sz w:val="21"/>
-              </w:rPr>
-              <w:t xml:space="preserve">-</w:t>
-            </w:r>
-            <w:r>
-              <w:rPr>
-                <w:rFonts w:ascii="Times New Roman" w:eastAsia="宋体" w:hAnsi="Times New Roman" w:cs="宋体"/>
-                <w:sz w:val="21"/>
-              </w:rPr>
-              <w:t xml:space="preserve">路径双层优化模型，将年龄分层服务半径与电梯等待时间纳入目标函数；基于</w:t>
-            </w:r>
-            <w:r>
-              <w:rPr>
-                <w:rFonts w:eastAsia="宋体" w:ascii="Times New Roman" w:hAnsi="Times New Roman"/>
-                <w:sz w:val="21"/>
-              </w:rPr>
-              <w:t xml:space="preserve">15</w:t>
-            </w:r>
-            <w:r>
-              <w:rPr>
-                <w:rFonts w:ascii="Times New Roman" w:eastAsia="宋体" w:hAnsi="Times New Roman" w:cs="宋体"/>
-                <w:sz w:val="21"/>
-              </w:rPr>
-              <w:t xml:space="preserve">个候选点、日均</w:t>
-            </w:r>
-            <w:r>
-              <w:rPr>
-                <w:rFonts w:eastAsia="宋体" w:ascii="Times New Roman" w:hAnsi="Times New Roman"/>
-                <w:sz w:val="21"/>
-              </w:rPr>
-              <w:t xml:space="preserve">345</w:t>
-            </w:r>
-            <w:r>
-              <w:rPr>
-                <w:rFonts w:ascii="Times New Roman" w:eastAsia="宋体" w:hAnsi="Times New Roman" w:cs="宋体"/>
-                <w:sz w:val="21"/>
-              </w:rPr>
-              <w:t xml:space="preserve">单真实数据，用</w:t>
-            </w:r>
-            <w:r>
-              <w:rPr>
-                <w:rFonts w:eastAsia="宋体" w:ascii="Times New Roman" w:hAnsi="Times New Roman"/>
-                <w:sz w:val="21"/>
-              </w:rPr>
-              <w:t xml:space="preserve">Python</w:t>
-            </w:r>
-            <w:r>
-              <w:rPr>
-                <w:rFonts w:ascii="Times New Roman" w:eastAsia="宋体" w:hAnsi="Times New Roman" w:cs="宋体"/>
-                <w:sz w:val="21"/>
-              </w:rPr>
-              <w:t xml:space="preserve">完成求解</w:t>
+                <w:rFonts w:ascii="Times New Roman" w:eastAsia="宋体" w:hAnsi="Times New Roman" w:cs="宋体"/>
+                <w:sz w:val="21"/>
+              </w:rPr>
+              <w:t>数据清洗：基于</w:t>
+            </w:r>
+            <w:r>
+              <w:rPr>
+                <w:rFonts w:ascii="Times New Roman" w:eastAsia="宋体" w:hAnsi="Times New Roman" w:cs="宋体" w:hint="default"/>
+                <w:sz w:val="21"/>
+              </w:rPr>
+              <w:t>45211</w:t>
+            </w:r>
+            <w:r>
+              <w:rPr>
+                <w:rFonts w:ascii="Times New Roman" w:eastAsia="宋体" w:hAnsi="Times New Roman" w:cs="宋体"/>
+                <w:sz w:val="21"/>
+              </w:rPr>
+              <w:t>条葡萄牙银行真实营销数据，用</w:t>
+            </w:r>
+            <w:r>
+              <w:rPr>
+                <w:rFonts w:ascii="Times New Roman" w:eastAsia="宋体" w:hAnsi="Times New Roman" w:cs="宋体" w:hint="default"/>
+                <w:sz w:val="21"/>
+              </w:rPr>
+              <w:t>R</w:t>
+            </w:r>
+            <w:r>
+              <w:rPr>
+                <w:rFonts w:ascii="Times New Roman" w:eastAsia="宋体" w:hAnsi="Times New Roman" w:cs="宋体"/>
+                <w:sz w:val="21"/>
+              </w:rPr>
+              <w:t>完成缺失值与异常值清洗，对年龄、职业、营销频次等字段做多维度分层统计</w:t>
             </w:r>
           </w:p>
           <w:p>
@@ -1778,7 +1927,7 @@
                 <w:ilvl w:val="0"/>
                 <w:numId w:val="9"/>
               </w:numPr>
-              <w:spacing w:line="290" w:lineRule="atLeast" w:before="0" w:after="0"/>
+              <w:spacing w:line="290" w:lineRule="atLeast"/>
               <w:rPr>
                 <w:rFonts w:ascii="Times New Roman" w:eastAsia="宋体" w:hAnsi="Times New Roman" w:cs="宋体" w:hint="default"/>
                 <w:sz w:val="21"/>
@@ -1786,94 +1935,30 @@
             </w:pPr>
             <w:r>
               <w:rPr>
-                <w:rFonts w:eastAsia="宋体" w:ascii="Times New Roman" w:hAnsi="Times New Roman"/>
-                <w:sz w:val="21"/>
-              </w:rPr>
-              <w:t xml:space="preserve">**</w:t>
-            </w:r>
-            <w:r>
-              <w:rPr>
-                <w:rFonts w:ascii="Times New Roman" w:eastAsia="宋体" w:hAnsi="Times New Roman" w:cs="宋体"/>
-                <w:sz w:val="21"/>
-              </w:rPr>
-              <w:t xml:space="preserve">成果验证</w:t>
-            </w:r>
-            <w:r>
-              <w:rPr>
-                <w:rFonts w:eastAsia="宋体" w:ascii="Times New Roman" w:hAnsi="Times New Roman"/>
-                <w:sz w:val="21"/>
-              </w:rPr>
-              <w:t xml:space="preserve">**</w:t>
-            </w:r>
-            <w:r>
-              <w:rPr>
-                <w:rFonts w:ascii="Times New Roman" w:eastAsia="宋体" w:hAnsi="Times New Roman" w:cs="宋体"/>
-                <w:sz w:val="21"/>
-              </w:rPr>
-              <w:t xml:space="preserve">：模型测算：总成本降低</w:t>
-            </w:r>
-            <w:r>
-              <w:rPr>
-                <w:rFonts w:eastAsia="宋体" w:ascii="Times New Roman" w:hAnsi="Times New Roman"/>
-                <w:sz w:val="21"/>
-              </w:rPr>
-              <w:t xml:space="preserve">18.7%</w:t>
-            </w:r>
-            <w:r>
-              <w:rPr>
-                <w:rFonts w:ascii="Times New Roman" w:eastAsia="宋体" w:hAnsi="Times New Roman" w:cs="宋体"/>
-                <w:sz w:val="21"/>
-              </w:rPr>
-              <w:t xml:space="preserve">，老年覆盖率</w:t>
-            </w:r>
-            <w:r>
-              <w:rPr>
-                <w:rFonts w:eastAsia="宋体" w:ascii="Times New Roman" w:hAnsi="Times New Roman"/>
-                <w:sz w:val="21"/>
-              </w:rPr>
-              <w:t xml:space="preserve">53.4%</w:t>
-            </w:r>
-            <w:r>
-              <w:rPr>
-                <w:rFonts w:ascii="Times New Roman" w:eastAsia="宋体" w:hAnsi="Times New Roman" w:cs="宋体"/>
-                <w:sz w:val="21"/>
-              </w:rPr>
-              <w:t xml:space="preserve">→</w:t>
-            </w:r>
-            <w:r>
-              <w:rPr>
-                <w:rFonts w:eastAsia="宋体" w:ascii="Times New Roman" w:hAnsi="Times New Roman"/>
-                <w:sz w:val="21"/>
-              </w:rPr>
-              <w:t xml:space="preserve">87.3%</w:t>
-            </w:r>
-            <w:r>
-              <w:rPr>
-                <w:rFonts w:ascii="Times New Roman" w:eastAsia="宋体" w:hAnsi="Times New Roman" w:cs="宋体"/>
-                <w:sz w:val="21"/>
-              </w:rPr>
-              <w:t xml:space="preserve">，配送时长缩短</w:t>
-            </w:r>
-            <w:r>
-              <w:rPr>
-                <w:rFonts w:eastAsia="宋体" w:ascii="Times New Roman" w:hAnsi="Times New Roman"/>
-                <w:sz w:val="21"/>
-              </w:rPr>
-              <w:t xml:space="preserve">22.3%</w:t>
-            </w:r>
-            <w:r>
-              <w:rPr>
-                <w:rFonts w:ascii="Times New Roman" w:eastAsia="宋体" w:hAnsi="Times New Roman" w:cs="宋体"/>
-                <w:sz w:val="21"/>
-              </w:rPr>
-              <w:t xml:space="preserve">，覆盖平衡性指数</w:t>
-            </w:r>
-            <w:r>
-              <w:rPr>
-                <w:rFonts w:eastAsia="宋体" w:ascii="Times New Roman" w:hAnsi="Times New Roman"/>
-                <w:sz w:val="21"/>
-              </w:rPr>
-              <w:t xml:space="preserve">0.88</w:t>
+                <w:rFonts w:ascii="Times New Roman" w:eastAsia="宋体" w:hAnsi="Times New Roman" w:cs="宋体"/>
+                <w:sz w:val="21"/>
+              </w:rPr>
+              <w:t>可视化分析：独立绘制帕累托图、相关性热力图、订阅转化率瀑布图，识别高价值客群特征与营销流失关键环节</w:t>
+            </w:r>
+          </w:p>
+          <w:p>
+            <w:pPr>
+              <w:numPr>
+                <w:ilvl w:val="0"/>
+                <w:numId w:val="9"/>
+              </w:numPr>
+              <w:spacing w:line="290" w:lineRule="atLeast"/>
+              <w:rPr>
+                <w:rFonts w:ascii="Times New Roman" w:eastAsia="宋体" w:hAnsi="Times New Roman" w:cs="宋体" w:hint="default"/>
+                <w:sz w:val="21"/>
+              </w:rPr>
+            </w:pPr>
+            <w:r>
+              <w:rPr>
+                <w:rFonts w:ascii="Times New Roman" w:eastAsia="宋体" w:hAnsi="Times New Roman" w:cs="宋体"/>
+                <w:sz w:val="21"/>
+              </w:rPr>
+              <w:t>洞察输出：为客户分群与营销资源分配提供数据支撑，独立交付完整分析报告</w:t>
             </w:r>
           </w:p>
         </w:tc>
@@ -1903,7 +1988,7 @@
           </w:tcPr>
           <w:p>
             <w:pPr>
-              <w:spacing w:line="290" w:lineRule="atLeast" w:before="0" w:after="0"/>
+              <w:spacing w:line="290" w:lineRule="atLeast"/>
               <w:rPr>
                 <w:rFonts w:ascii="Times New Roman" w:hAnsi="Times New Roman" w:hint="default"/>
                 <w:sz w:val="21"/>
@@ -1931,7 +2016,7 @@
           </w:tcPr>
           <w:p>
             <w:pPr>
-              <w:spacing w:line="290" w:lineRule="atLeast" w:before="0" w:after="0"/>
+              <w:spacing w:line="290" w:lineRule="atLeast"/>
               <w:rPr>
                 <w:rFonts w:ascii="Times New Roman" w:hAnsi="Times New Roman" w:hint="default"/>
                 <w:sz w:val="21"/>
@@ -1944,25 +2029,16 @@
                 <w:bCs/>
                 <w:sz w:val="21"/>
               </w:rPr>
-              <w:t xml:space="preserve">生成式</w:t>
-            </w:r>
-            <w:r>
-              <w:rPr>
-                <w:rFonts w:ascii="Times New Roman" w:eastAsia="宋体" w:hAnsi="Times New Roman" w:cs="宋体"/>
-                <w:b/>
-                <w:bCs/>
-                <w:sz w:val="21"/>
-              </w:rPr>
-              <w:t xml:space="preserve">AI</w:t>
-            </w:r>
-            <w:r>
-              <w:rPr>
-                <w:rFonts w:ascii="Times New Roman" w:eastAsia="宋体" w:hAnsi="Times New Roman" w:cs="宋体"/>
-                <w:b/>
-                <w:bCs/>
-                <w:sz w:val="21"/>
-              </w:rPr>
-              <w:t xml:space="preserve">在电商场景中的应用机制研究</w:t>
+              <w:t>ERP</w:t>
+            </w:r>
+            <w:r>
+              <w:rPr>
+                <w:rFonts w:ascii="Times New Roman" w:eastAsia="宋体" w:hAnsi="Times New Roman" w:cs="宋体"/>
+                <w:b/>
+                <w:bCs/>
+                <w:sz w:val="21"/>
+              </w:rPr>
+              <w:t>供应链全流程模拟操作</w:t>
             </w:r>
           </w:p>
         </w:tc>
@@ -1979,7 +2055,7 @@
           </w:tcPr>
           <w:p>
             <w:pPr>
-              <w:spacing w:line="290" w:lineRule="atLeast" w:before="0" w:after="0"/>
+              <w:spacing w:line="290" w:lineRule="atLeast"/>
               <w:rPr>
                 <w:rFonts w:ascii="Times New Roman" w:eastAsia="等线" w:hAnsi="Times New Roman" w:hint="default"/>
                 <w:b/>
@@ -1994,7 +2070,7 @@
                 <w:bCs/>
                 <w:sz w:val="21"/>
               </w:rPr>
-              <w:t xml:space="preserve">项目负责人</w:t>
+              <w:t>课程实验・账套主管</w:t>
             </w:r>
           </w:p>
         </w:tc>
@@ -2011,7 +2087,7 @@
           </w:tcPr>
           <w:p>
             <w:pPr>
-              <w:spacing w:line="290" w:lineRule="atLeast" w:before="0" w:after="0"/>
+              <w:spacing w:line="290" w:lineRule="atLeast"/>
               <w:rPr>
                 <w:rFonts w:ascii="Times New Roman" w:eastAsia="等线" w:hAnsi="Times New Roman" w:hint="default"/>
                 <w:b/>
@@ -2026,7 +2102,7 @@
                 <w:bCs/>
                 <w:sz w:val="21"/>
               </w:rPr>
-              <w:t xml:space="preserve">2025.10-2025.12</w:t>
+              <w:t>2025.03-2025.07</w:t>
             </w:r>
           </w:p>
         </w:tc>
@@ -2056,7 +2132,7 @@
           </w:tcPr>
           <w:p>
             <w:pPr>
-              <w:spacing w:line="290" w:lineRule="atLeast" w:before="0" w:after="0"/>
+              <w:spacing w:line="290" w:lineRule="atLeast"/>
               <w:rPr>
                 <w:rFonts w:ascii="Times New Roman" w:hAnsi="Times New Roman" w:hint="default"/>
                 <w:sz w:val="21"/>
@@ -2088,7 +2164,7 @@
                 <w:ilvl w:val="0"/>
                 <w:numId w:val="9"/>
               </w:numPr>
-              <w:spacing w:line="290" w:lineRule="atLeast" w:before="0" w:after="0"/>
+              <w:spacing w:line="290" w:lineRule="atLeast"/>
               <w:rPr>
                 <w:rFonts w:ascii="Times New Roman" w:eastAsia="宋体" w:hAnsi="Times New Roman" w:cs="宋体" w:hint="default"/>
                 <w:sz w:val="21"/>
@@ -2096,143 +2172,24 @@
             </w:pPr>
             <w:r>
               <w:rPr>
-                <w:rFonts w:eastAsia="宋体" w:ascii="Times New Roman" w:hAnsi="Times New Roman"/>
-                <w:sz w:val="21"/>
-              </w:rPr>
-              <w:t xml:space="preserve">**</w:t>
-            </w:r>
-            <w:r>
-              <w:rPr>
-                <w:rFonts w:ascii="Times New Roman" w:eastAsia="宋体" w:hAnsi="Times New Roman" w:cs="宋体"/>
-                <w:sz w:val="21"/>
-              </w:rPr>
-              <w:t xml:space="preserve">模型验证</w:t>
-            </w:r>
-            <w:r>
-              <w:rPr>
-                <w:rFonts w:eastAsia="宋体" w:ascii="Times New Roman" w:hAnsi="Times New Roman"/>
-                <w:sz w:val="21"/>
-              </w:rPr>
-              <w:t xml:space="preserve">**</w:t>
-            </w:r>
-            <w:r>
-              <w:rPr>
-                <w:rFonts w:ascii="Times New Roman" w:eastAsia="宋体" w:hAnsi="Times New Roman" w:cs="宋体"/>
-                <w:sz w:val="21"/>
-              </w:rPr>
-              <w:t xml:space="preserve">：基于</w:t>
-            </w:r>
-            <w:r>
-              <w:rPr>
-                <w:rFonts w:eastAsia="宋体" w:ascii="Times New Roman" w:hAnsi="Times New Roman"/>
-                <w:sz w:val="21"/>
-              </w:rPr>
-              <w:t xml:space="preserve">TAM</w:t>
-            </w:r>
-            <w:r>
-              <w:rPr>
-                <w:rFonts w:ascii="Times New Roman" w:eastAsia="宋体" w:hAnsi="Times New Roman" w:cs="宋体"/>
-                <w:sz w:val="21"/>
-              </w:rPr>
-              <w:t xml:space="preserve">模型设计</w:t>
-            </w:r>
-            <w:r>
-              <w:rPr>
-                <w:rFonts w:eastAsia="宋体" w:ascii="Times New Roman" w:hAnsi="Times New Roman"/>
-                <w:sz w:val="21"/>
-              </w:rPr>
-              <w:t xml:space="preserve">7</w:t>
-            </w:r>
-            <w:r>
-              <w:rPr>
-                <w:rFonts w:ascii="Times New Roman" w:eastAsia="宋体" w:hAnsi="Times New Roman" w:cs="宋体"/>
-                <w:sz w:val="21"/>
-              </w:rPr>
-              <w:t xml:space="preserve">点李克特量表问卷，回收</w:t>
-            </w:r>
-            <w:r>
-              <w:rPr>
-                <w:rFonts w:eastAsia="宋体" w:ascii="Times New Roman" w:hAnsi="Times New Roman"/>
-                <w:sz w:val="21"/>
-              </w:rPr>
-              <w:t xml:space="preserve">328</w:t>
-            </w:r>
-            <w:r>
-              <w:rPr>
-                <w:rFonts w:ascii="Times New Roman" w:eastAsia="宋体" w:hAnsi="Times New Roman" w:cs="宋体"/>
-                <w:sz w:val="21"/>
-              </w:rPr>
-              <w:t xml:space="preserve">份有效样本，用</w:t>
-            </w:r>
-            <w:r>
-              <w:rPr>
-                <w:rFonts w:eastAsia="宋体" w:ascii="Times New Roman" w:hAnsi="Times New Roman"/>
-                <w:sz w:val="21"/>
-              </w:rPr>
-              <w:t xml:space="preserve">SPSS</w:t>
-            </w:r>
-            <w:r>
-              <w:rPr>
-                <w:rFonts w:ascii="Times New Roman" w:eastAsia="宋体" w:hAnsi="Times New Roman" w:cs="宋体"/>
-                <w:sz w:val="21"/>
-              </w:rPr>
-              <w:t xml:space="preserve">和</w:t>
-            </w:r>
-            <w:r>
-              <w:rPr>
-                <w:rFonts w:eastAsia="宋体" w:ascii="Times New Roman" w:hAnsi="Times New Roman"/>
-                <w:sz w:val="21"/>
-              </w:rPr>
-              <w:t xml:space="preserve">Python</w:t>
-            </w:r>
-            <w:r>
-              <w:rPr>
-                <w:rFonts w:ascii="Times New Roman" w:eastAsia="宋体" w:hAnsi="Times New Roman" w:cs="宋体"/>
-                <w:sz w:val="21"/>
-              </w:rPr>
-              <w:t xml:space="preserve">完成统计分析；验证交互性（</w:t>
-            </w:r>
-            <w:r>
-              <w:rPr>
-                <w:rFonts w:eastAsia="宋体" w:ascii="Times New Roman" w:hAnsi="Times New Roman"/>
-                <w:sz w:val="21"/>
-              </w:rPr>
-              <w:t xml:space="preserve">β=0.42</w:t>
-            </w:r>
-            <w:r>
-              <w:rPr>
-                <w:rFonts w:ascii="Times New Roman" w:eastAsia="宋体" w:hAnsi="Times New Roman" w:cs="宋体"/>
-                <w:sz w:val="21"/>
-              </w:rPr>
-              <w:t xml:space="preserve">）、个性化（</w:t>
-            </w:r>
-            <w:r>
-              <w:rPr>
-                <w:rFonts w:eastAsia="宋体" w:ascii="Times New Roman" w:hAnsi="Times New Roman"/>
-                <w:sz w:val="21"/>
-              </w:rPr>
-              <w:t xml:space="preserve">β=0.38</w:t>
-            </w:r>
-            <w:r>
-              <w:rPr>
-                <w:rFonts w:ascii="Times New Roman" w:eastAsia="宋体" w:hAnsi="Times New Roman" w:cs="宋体"/>
-                <w:sz w:val="21"/>
-              </w:rPr>
-              <w:t xml:space="preserve">）、自主性（</w:t>
-            </w:r>
-            <w:r>
-              <w:rPr>
-                <w:rFonts w:eastAsia="宋体" w:ascii="Times New Roman" w:hAnsi="Times New Roman"/>
-                <w:sz w:val="21"/>
-              </w:rPr>
-              <w:t xml:space="preserve">β=0.31</w:t>
-            </w:r>
-            <w:r>
-              <w:rPr>
-                <w:rFonts w:ascii="Times New Roman" w:eastAsia="宋体" w:hAnsi="Times New Roman" w:cs="宋体"/>
-                <w:sz w:val="21"/>
-              </w:rPr>
-              <w:t xml:space="preserve">）显著正向影响用户感知价值</w:t>
+                <w:rFonts w:ascii="Times New Roman" w:eastAsia="宋体" w:hAnsi="Times New Roman" w:cs="宋体"/>
+                <w:sz w:val="21"/>
+              </w:rPr>
+              <w:t>全流程实操：以账套主管角色使用用友</w:t>
+            </w:r>
+            <w:r>
+              <w:rPr>
+                <w:rFonts w:ascii="Times New Roman" w:eastAsia="宋体" w:hAnsi="Times New Roman" w:cs="宋体" w:hint="default"/>
+                <w:sz w:val="21"/>
+              </w:rPr>
+              <w:t>U8+</w:t>
+            </w:r>
+            <w:r>
+              <w:rPr>
+                <w:rFonts w:ascii="Times New Roman" w:eastAsia="宋体" w:hAnsi="Times New Roman" w:cs="宋体"/>
+                <w:sz w:val="21"/>
+              </w:rPr>
+              <w:t>，以模拟箱包贸易企业为对象，独立完成采购订单→到货入库→销售订单→发货出库→库存调拨→盘点→存货核算→收付款凭证全流程操作</w:t>
             </w:r>
           </w:p>
           <w:p>
@@ -2241,7 +2198,7 @@
                 <w:ilvl w:val="0"/>
                 <w:numId w:val="9"/>
               </w:numPr>
-              <w:spacing w:line="290" w:lineRule="atLeast" w:before="0" w:after="0"/>
+              <w:spacing w:line="290" w:lineRule="atLeast"/>
               <w:rPr>
                 <w:rFonts w:ascii="Times New Roman" w:eastAsia="宋体" w:hAnsi="Times New Roman" w:cs="宋体" w:hint="default"/>
                 <w:sz w:val="21"/>
@@ -2249,352 +2206,24 @@
             </w:pPr>
             <w:r>
               <w:rPr>
-                <w:rFonts w:eastAsia="宋体" w:ascii="Times New Roman" w:hAnsi="Times New Roman"/>
-                <w:sz w:val="21"/>
-              </w:rPr>
-              <w:t xml:space="preserve">**</w:t>
-            </w:r>
-            <w:r>
-              <w:rPr>
-                <w:rFonts w:ascii="Times New Roman" w:eastAsia="宋体" w:hAnsi="Times New Roman" w:cs="宋体"/>
-                <w:sz w:val="21"/>
-              </w:rPr>
-              <w:t xml:space="preserve">机制洞察</w:t>
-            </w:r>
-            <w:r>
-              <w:rPr>
-                <w:rFonts w:eastAsia="宋体" w:ascii="Times New Roman" w:hAnsi="Times New Roman"/>
-                <w:sz w:val="21"/>
-              </w:rPr>
-              <w:t xml:space="preserve">**</w:t>
-            </w:r>
-            <w:r>
-              <w:rPr>
-                <w:rFonts w:ascii="Times New Roman" w:eastAsia="宋体" w:hAnsi="Times New Roman" w:cs="宋体"/>
-                <w:sz w:val="21"/>
-              </w:rPr>
-              <w:t xml:space="preserve">：发现用户智能体验起关键中介作用，感知增强维度贡献率</w:t>
-            </w:r>
-            <w:r>
-              <w:rPr>
-                <w:rFonts w:eastAsia="宋体" w:ascii="Times New Roman" w:hAnsi="Times New Roman"/>
-                <w:sz w:val="21"/>
-              </w:rPr>
-              <w:t xml:space="preserve">63%</w:t>
-            </w:r>
-            <w:r>
-              <w:rPr>
-                <w:rFonts w:ascii="Times New Roman" w:eastAsia="宋体" w:hAnsi="Times New Roman" w:cs="宋体"/>
-                <w:sz w:val="21"/>
-              </w:rPr>
-              <w:t xml:space="preserve">，为电商</w:t>
-            </w:r>
-            <w:r>
-              <w:rPr>
-                <w:rFonts w:eastAsia="宋体" w:ascii="Times New Roman" w:hAnsi="Times New Roman"/>
-                <w:sz w:val="21"/>
-              </w:rPr>
-              <w:t xml:space="preserve">AI</w:t>
-            </w:r>
-            <w:r>
-              <w:rPr>
-                <w:rFonts w:ascii="Times New Roman" w:eastAsia="宋体" w:hAnsi="Times New Roman" w:cs="宋体"/>
-                <w:sz w:val="21"/>
-              </w:rPr>
-              <w:t xml:space="preserve">客服优化提供参考</w:t>
-            </w:r>
-          </w:p>
-        </w:tc>
-      </w:tr>
-      <w:tr>
-        <w:trPr>
-          <w:gridAfter w:val="1"/>
-          <w:wAfter w:w="880" w:type="dxa"/>
-          <w:jc w:val="center"/>
-        </w:trPr>
-        <w:tc>
-          <w:tcPr>
-            <w:tcW w:w="695" w:type="dxa"/>
-            <w:tcBorders>
-              <w:top w:val="nil"/>
-              <w:left w:val="nil"/>
-              <w:bottom w:val="nil"/>
-              <w:right w:val="nil"/>
-            </w:tcBorders>
-            <w:tcMar>
-              <w:top w:w="0" w:type="dxa"/>
-              <w:left w:w="113" w:type="dxa"/>
-              <w:bottom w:w="0" w:type="dxa"/>
-              <w:right w:w="85" w:type="dxa"/>
-            </w:tcMar>
-            <w:vAlign w:val="center"/>
-          </w:tcPr>
-          <w:p>
-            <w:pPr>
-              <w:spacing w:line="290" w:lineRule="atLeast" w:before="0" w:after="0"/>
-              <w:rPr>
-                <w:rFonts w:ascii="Times New Roman" w:hAnsi="Times New Roman" w:hint="default"/>
-                <w:sz w:val="21"/>
-              </w:rPr>
-            </w:pPr>
-          </w:p>
-        </w:tc>
-        <w:tc>
-          <w:tcPr>
-            <w:tcW w:w="4600" w:type="dxa"/>
-            <w:gridSpan w:val="2"/>
-            <w:tcBorders>
-              <w:top w:val="nil"/>
-              <w:left w:val="nil"/>
-              <w:bottom w:val="nil"/>
-              <w:right w:val="nil"/>
-            </w:tcBorders>
-            <w:tcMar>
-              <w:top w:w="0" w:type="dxa"/>
-              <w:left w:w="85" w:type="dxa"/>
-              <w:bottom w:w="0" w:type="dxa"/>
-              <w:right w:w="85" w:type="dxa"/>
-            </w:tcMar>
-            <w:vAlign w:val="center"/>
-          </w:tcPr>
-          <w:p>
-            <w:pPr>
-              <w:spacing w:line="290" w:lineRule="atLeast" w:before="0" w:after="0"/>
-              <w:rPr>
-                <w:rFonts w:ascii="Times New Roman" w:hAnsi="Times New Roman" w:hint="default"/>
-                <w:sz w:val="21"/>
-              </w:rPr>
-            </w:pPr>
-            <w:r>
-              <w:rPr>
-                <w:rFonts w:ascii="Times New Roman" w:eastAsia="宋体" w:hAnsi="Times New Roman" w:cs="宋体"/>
-                <w:b/>
-                <w:bCs/>
-                <w:sz w:val="21"/>
-              </w:rPr>
-              <w:t xml:space="preserve">ERP</w:t>
-            </w:r>
-            <w:r>
-              <w:rPr>
-                <w:rFonts w:ascii="Times New Roman" w:eastAsia="宋体" w:hAnsi="Times New Roman" w:cs="宋体"/>
-                <w:b/>
-                <w:bCs/>
-                <w:sz w:val="21"/>
-              </w:rPr>
-              <w:t xml:space="preserve">供应链全流程模拟操作</w:t>
-            </w:r>
-          </w:p>
-        </w:tc>
-        <w:tc>
-          <w:tcPr>
-            <w:tcW w:w="2693" w:type="dxa"/>
-            <w:tcBorders>
-              <w:top w:val="nil"/>
-              <w:left w:val="nil"/>
-              <w:bottom w:val="nil"/>
-              <w:right w:val="nil"/>
-            </w:tcBorders>
-            <w:vAlign w:val="center"/>
-          </w:tcPr>
-          <w:p>
-            <w:pPr>
-              <w:spacing w:line="290" w:lineRule="atLeast" w:before="0" w:after="0"/>
-              <w:rPr>
-                <w:rFonts w:ascii="Times New Roman" w:eastAsia="等线" w:hAnsi="Times New Roman" w:hint="default"/>
-                <w:b/>
-                <w:bCs/>
-                <w:sz w:val="21"/>
-              </w:rPr>
-            </w:pPr>
-            <w:r>
-              <w:rPr>
-                <w:rFonts w:ascii="Times New Roman" w:eastAsia="宋体" w:hAnsi="Times New Roman" w:cs="宋体"/>
-                <w:b/>
-                <w:bCs/>
-                <w:sz w:val="21"/>
-              </w:rPr>
-              <w:t xml:space="preserve">课程实验・账套主管</w:t>
-            </w:r>
-          </w:p>
-        </w:tc>
-        <w:tc>
-          <w:tcPr>
-            <w:tcW w:w="2755" w:type="dxa"/>
-            <w:tcBorders>
-              <w:top w:val="nil"/>
-              <w:left w:val="nil"/>
-              <w:bottom w:val="nil"/>
-              <w:right w:val="nil"/>
-            </w:tcBorders>
-            <w:vAlign w:val="center"/>
-          </w:tcPr>
-          <w:p>
-            <w:pPr>
-              <w:spacing w:line="290" w:lineRule="atLeast" w:before="0" w:after="0"/>
-              <w:rPr>
-                <w:rFonts w:ascii="Times New Roman" w:eastAsia="等线" w:hAnsi="Times New Roman" w:hint="default"/>
-                <w:b/>
-                <w:bCs/>
-                <w:sz w:val="21"/>
-              </w:rPr>
-            </w:pPr>
-            <w:r>
-              <w:rPr>
-                <w:rFonts w:ascii="Times New Roman" w:eastAsia="宋体" w:hAnsi="Times New Roman" w:cs="宋体"/>
-                <w:b/>
-                <w:bCs/>
-                <w:sz w:val="21"/>
-              </w:rPr>
-              <w:t xml:space="preserve">2025.03-2025.07</w:t>
-            </w:r>
-          </w:p>
-        </w:tc>
-      </w:tr>
-      <w:tr>
-        <w:trPr>
-          <w:gridAfter w:val="1"/>
-          <w:wAfter w:w="880" w:type="dxa"/>
-          <w:jc w:val="center"/>
-        </w:trPr>
-        <w:tc>
-          <w:tcPr>
-            <w:tcW w:w="695" w:type="dxa"/>
-            <w:tcBorders>
-              <w:top w:val="nil"/>
-              <w:left w:val="nil"/>
-              <w:bottom w:val="nil"/>
-              <w:right w:val="nil"/>
-            </w:tcBorders>
-            <w:tcMar>
-              <w:top w:w="0" w:type="dxa"/>
-              <w:left w:w="113" w:type="dxa"/>
-              <w:bottom w:w="0" w:type="dxa"/>
-              <w:right w:w="85" w:type="dxa"/>
-            </w:tcMar>
-            <w:vAlign w:val="center"/>
-          </w:tcPr>
-          <w:p>
-            <w:pPr>
-              <w:spacing w:line="290" w:lineRule="atLeast" w:before="0" w:after="0"/>
-              <w:rPr>
-                <w:rFonts w:ascii="Times New Roman" w:hAnsi="Times New Roman" w:hint="default"/>
-                <w:sz w:val="21"/>
-              </w:rPr>
-            </w:pPr>
-          </w:p>
-        </w:tc>
-        <w:tc>
-          <w:tcPr>
-            <w:tcW w:w="10048" w:type="dxa"/>
-            <w:gridSpan w:val="4"/>
-            <w:tcBorders>
-              <w:top w:val="nil"/>
-              <w:left w:val="nil"/>
-              <w:bottom w:val="nil"/>
-              <w:right w:val="nil"/>
-            </w:tcBorders>
-            <w:tcMar>
-              <w:top w:w="0" w:type="dxa"/>
-              <w:left w:w="85" w:type="dxa"/>
-              <w:bottom w:w="0" w:type="dxa"/>
-              <w:right w:w="85" w:type="dxa"/>
-            </w:tcMar>
-            <w:vAlign w:val="center"/>
-          </w:tcPr>
-          <w:p>
-            <w:pPr>
-              <w:numPr>
-                <w:ilvl w:val="0"/>
-                <w:numId w:val="9"/>
-              </w:numPr>
-              <w:spacing w:line="290" w:lineRule="atLeast" w:before="0" w:after="0"/>
+                <w:rFonts w:ascii="Times New Roman" w:eastAsia="宋体" w:hAnsi="Times New Roman" w:cs="宋体"/>
+                <w:sz w:val="21"/>
+              </w:rPr>
+              <w:t>模块联动：掌握采购、销售、库存、存货、财务五大模块间的数据流转与单据联动逻辑，理解</w:t>
+            </w:r>
+            <w:r>
               <w:rPr>
                 <w:rFonts w:ascii="Times New Roman" w:eastAsia="宋体" w:hAnsi="Times New Roman" w:cs="宋体" w:hint="default"/>
                 <w:sz w:val="21"/>
               </w:rPr>
-            </w:pPr>
-            <w:r>
-              <w:rPr>
-                <w:rFonts w:eastAsia="宋体" w:ascii="Times New Roman" w:hAnsi="Times New Roman"/>
-                <w:sz w:val="21"/>
-              </w:rPr>
-              <w:t xml:space="preserve">**</w:t>
-            </w:r>
-            <w:r>
-              <w:rPr>
-                <w:rFonts w:ascii="Times New Roman" w:eastAsia="宋体" w:hAnsi="Times New Roman" w:cs="宋体"/>
-                <w:sz w:val="21"/>
-              </w:rPr>
-              <w:t xml:space="preserve">全流程实操</w:t>
-            </w:r>
-            <w:r>
-              <w:rPr>
-                <w:rFonts w:eastAsia="宋体" w:ascii="Times New Roman" w:hAnsi="Times New Roman"/>
-                <w:sz w:val="21"/>
-              </w:rPr>
-              <w:t xml:space="preserve">**</w:t>
-            </w:r>
-            <w:r>
-              <w:rPr>
-                <w:rFonts w:ascii="Times New Roman" w:eastAsia="宋体" w:hAnsi="Times New Roman" w:cs="宋体"/>
-                <w:sz w:val="21"/>
-              </w:rPr>
-              <w:t xml:space="preserve">：以账套主管角色，以模拟箱包贸易企业为对象，独立完成采购订单→到货入库→销售订单→发货出库→库存调拨→盘点→存货核算→收付款凭证全流程实操</w:t>
-            </w:r>
-          </w:p>
-          <w:p>
-            <w:pPr>
-              <w:numPr>
-                <w:ilvl w:val="0"/>
-                <w:numId w:val="9"/>
-              </w:numPr>
-              <w:spacing w:line="290" w:lineRule="atLeast" w:before="0" w:after="0"/>
-              <w:rPr>
-                <w:rFonts w:ascii="Times New Roman" w:eastAsia="宋体" w:hAnsi="Times New Roman" w:cs="宋体" w:hint="default"/>
-                <w:sz w:val="21"/>
-              </w:rPr>
-            </w:pPr>
-            <w:r>
-              <w:rPr>
-                <w:rFonts w:eastAsia="宋体" w:ascii="Times New Roman" w:hAnsi="Times New Roman"/>
-                <w:sz w:val="21"/>
-              </w:rPr>
-              <w:t xml:space="preserve">**</w:t>
-            </w:r>
-            <w:r>
-              <w:rPr>
-                <w:rFonts w:ascii="Times New Roman" w:eastAsia="宋体" w:hAnsi="Times New Roman" w:cs="宋体"/>
-                <w:sz w:val="21"/>
-              </w:rPr>
-              <w:t xml:space="preserve">模块联动</w:t>
-            </w:r>
-            <w:r>
-              <w:rPr>
-                <w:rFonts w:eastAsia="宋体" w:ascii="Times New Roman" w:hAnsi="Times New Roman"/>
-                <w:sz w:val="21"/>
-              </w:rPr>
-              <w:t xml:space="preserve">**</w:t>
-            </w:r>
-            <w:r>
-              <w:rPr>
-                <w:rFonts w:ascii="Times New Roman" w:eastAsia="宋体" w:hAnsi="Times New Roman" w:cs="宋体"/>
-                <w:sz w:val="21"/>
-              </w:rPr>
-              <w:t xml:space="preserve">：梳理采购、销售、库存等模块间的数据流转与单据关联逻辑，理解</w:t>
-            </w:r>
-            <w:r>
-              <w:rPr>
-                <w:rFonts w:eastAsia="宋体" w:ascii="Times New Roman" w:hAnsi="Times New Roman"/>
-                <w:sz w:val="21"/>
-              </w:rPr>
-              <w:t xml:space="preserve">ERP</w:t>
-            </w:r>
-            <w:r>
-              <w:rPr>
-                <w:rFonts w:ascii="Times New Roman" w:eastAsia="宋体" w:hAnsi="Times New Roman" w:cs="宋体"/>
-                <w:sz w:val="21"/>
-              </w:rPr>
-              <w:t xml:space="preserve">系统供应链业务标准化运作机制</w:t>
+              <w:t>ERP</w:t>
+            </w:r>
+            <w:r>
+              <w:rPr>
+                <w:rFonts w:ascii="Times New Roman" w:eastAsia="宋体" w:hAnsi="Times New Roman" w:cs="宋体"/>
+                <w:sz w:val="21"/>
+              </w:rPr>
+              <w:t>系统中供应链业务从订单到核算的标准化运作机制</w:t>
             </w:r>
           </w:p>
         </w:tc>
@@ -2626,7 +2255,7 @@
           </w:tcPr>
           <w:p>
             <w:pPr>
-              <w:spacing w:line="290" w:lineRule="atLeast" w:before="0" w:after="0"/>
+              <w:spacing w:line="290" w:lineRule="atLeast"/>
               <w:rPr>
                 <w:rFonts w:ascii="宋体" w:eastAsia="宋体" w:hAnsi="宋体"/>
               </w:rPr>
@@ -2644,7 +2273,7 @@
     </w:tbl>
     <w:p>
       <w:pPr>
-        <w:spacing w:line="290" w:lineRule="atLeast" w:before="0" w:after="0"/>
+        <w:spacing w:line="290" w:lineRule="atLeast"/>
         <w:rPr>
           <w:rFonts w:hint="default"/>
           <w:vanish/>
@@ -2653,7 +2282,7 @@
     </w:p>
     <w:p>
       <w:pPr>
-        <w:spacing w:line="290" w:lineRule="atLeast" w:before="0" w:after="0"/>
+        <w:spacing w:line="290" w:lineRule="atLeast"/>
         <w:rPr>
           <w:rFonts w:hint="default"/>
           <w:vanish/>
@@ -2701,7 +2330,7 @@
           </w:tcPr>
           <w:p>
             <w:pPr>
-              <w:spacing w:line="290" w:lineRule="atLeast" w:before="0" w:after="0"/>
+              <w:spacing w:line="290" w:lineRule="atLeast"/>
               <w:rPr>
                 <w:rFonts w:hint="default"/>
                 <w:sz w:val="21"/>
@@ -2728,7 +2357,7 @@
           </w:tcPr>
           <w:p>
             <w:pPr>
-              <w:spacing w:line="290" w:lineRule="atLeast" w:before="0" w:after="0"/>
+              <w:spacing w:line="290" w:lineRule="atLeast"/>
               <w:rPr>
                 <w:rFonts w:hint="default"/>
                 <w:b/>
@@ -2743,7 +2372,7 @@
                 <w:bCs/>
                 <w:sz w:val="21"/>
               </w:rPr>
-              <w:t xml:space="preserve">山东鱼跃尚成教育有限责任公司</w:t>
+              <w:t>瑞幸咖啡</w:t>
             </w:r>
           </w:p>
         </w:tc>
@@ -2760,7 +2389,7 @@
           </w:tcPr>
           <w:p>
             <w:pPr>
-              <w:spacing w:line="290" w:lineRule="atLeast" w:before="0" w:after="0"/>
+              <w:spacing w:line="290" w:lineRule="atLeast"/>
               <w:rPr>
                 <w:rFonts w:hint="default"/>
                 <w:b/>
@@ -2775,7 +2404,7 @@
                 <w:bCs/>
                 <w:sz w:val="21"/>
               </w:rPr>
-              <w:t xml:space="preserve">项目助理（兼职）</w:t>
+              <w:t>咖啡师（兼职）</w:t>
             </w:r>
           </w:p>
         </w:tc>
@@ -2792,7 +2421,7 @@
           </w:tcPr>
           <w:p>
             <w:pPr>
-              <w:spacing w:line="290" w:lineRule="atLeast" w:before="0" w:after="0"/>
+              <w:spacing w:line="290" w:lineRule="atLeast"/>
               <w:rPr>
                 <w:rFonts w:ascii="Times New Roman" w:eastAsia="等线" w:hAnsi="Times New Roman" w:hint="default"/>
                 <w:b/>
@@ -2807,7 +2436,7 @@
                 <w:bCs/>
                 <w:sz w:val="21"/>
               </w:rPr>
-              <w:t xml:space="preserve">2026.04 - 2026.07</w:t>
+              <w:t>2023.07 - 2023.09</w:t>
             </w:r>
           </w:p>
         </w:tc>
@@ -2835,7 +2464,7 @@
           </w:tcPr>
           <w:p>
             <w:pPr>
-              <w:spacing w:line="290" w:lineRule="atLeast" w:before="0" w:after="0"/>
+              <w:spacing w:line="290" w:lineRule="atLeast"/>
               <w:rPr>
                 <w:rFonts w:ascii="Times New Roman" w:hAnsi="Times New Roman" w:hint="default"/>
                 <w:sz w:val="21"/>
@@ -2867,7 +2496,7 @@
                 <w:ilvl w:val="0"/>
                 <w:numId w:val="6"/>
               </w:numPr>
-              <w:spacing w:line="290" w:lineRule="atLeast" w:before="0" w:after="0"/>
+              <w:spacing w:line="290" w:lineRule="atLeast"/>
               <w:rPr>
                 <w:rFonts w:ascii="Times New Roman" w:eastAsia="宋体" w:hAnsi="Times New Roman" w:cs="宋体" w:hint="default"/>
                 <w:sz w:val="21"/>
@@ -2875,115 +2504,10 @@
             </w:pPr>
             <w:r>
               <w:rPr>
-                <w:rFonts w:eastAsia="宋体" w:ascii="Times New Roman" w:hAnsi="Times New Roman"/>
-                <w:sz w:val="21"/>
-              </w:rPr>
-              <w:t xml:space="preserve">**</w:t>
-            </w:r>
-            <w:r>
-              <w:rPr>
-                <w:rFonts w:ascii="Times New Roman" w:eastAsia="宋体" w:hAnsi="Times New Roman" w:cs="宋体"/>
-                <w:sz w:val="21"/>
-              </w:rPr>
-              <w:t xml:space="preserve">材料统筹</w:t>
-            </w:r>
-            <w:r>
-              <w:rPr>
-                <w:rFonts w:eastAsia="宋体" w:ascii="Times New Roman" w:hAnsi="Times New Roman"/>
-                <w:sz w:val="21"/>
-              </w:rPr>
-              <w:t xml:space="preserve">**</w:t>
-            </w:r>
-            <w:r>
-              <w:rPr>
-                <w:rFonts w:ascii="Times New Roman" w:eastAsia="宋体" w:hAnsi="Times New Roman" w:cs="宋体"/>
-                <w:sz w:val="21"/>
-              </w:rPr>
-              <w:t xml:space="preserve">：统筹</w:t>
-            </w:r>
-            <w:r>
-              <w:rPr>
-                <w:rFonts w:eastAsia="宋体" w:ascii="Times New Roman" w:hAnsi="Times New Roman"/>
-                <w:sz w:val="21"/>
-              </w:rPr>
-              <w:t xml:space="preserve">200+</w:t>
-            </w:r>
-            <w:r>
-              <w:rPr>
-                <w:rFonts w:ascii="Times New Roman" w:eastAsia="宋体" w:hAnsi="Times New Roman" w:cs="宋体"/>
-                <w:sz w:val="21"/>
-              </w:rPr>
-              <w:t xml:space="preserve">份学员申报材料全流程管理，用</w:t>
-            </w:r>
-            <w:r>
-              <w:rPr>
-                <w:rFonts w:eastAsia="宋体" w:ascii="Times New Roman" w:hAnsi="Times New Roman"/>
-                <w:sz w:val="21"/>
-              </w:rPr>
-              <w:t xml:space="preserve">Excel</w:t>
-            </w:r>
-            <w:r>
-              <w:rPr>
-                <w:rFonts w:ascii="Times New Roman" w:eastAsia="宋体" w:hAnsi="Times New Roman" w:cs="宋体"/>
-                <w:sz w:val="21"/>
-              </w:rPr>
-              <w:t xml:space="preserve">搭建分类电子台账，建立</w:t>
-            </w:r>
-            <w:r>
-              <w:rPr>
-                <w:rFonts w:eastAsia="宋体" w:ascii="Times New Roman" w:hAnsi="Times New Roman"/>
-                <w:sz w:val="21"/>
-              </w:rPr>
-              <w:t xml:space="preserve">"</w:t>
-            </w:r>
-            <w:r>
-              <w:rPr>
-                <w:rFonts w:ascii="Times New Roman" w:eastAsia="宋体" w:hAnsi="Times New Roman" w:cs="宋体"/>
-                <w:sz w:val="21"/>
-              </w:rPr>
-              <w:t xml:space="preserve">录入</w:t>
-            </w:r>
-            <w:r>
-              <w:rPr>
-                <w:rFonts w:eastAsia="宋体" w:ascii="Times New Roman" w:hAnsi="Times New Roman"/>
-                <w:sz w:val="21"/>
-              </w:rPr>
-              <w:t xml:space="preserve">-</w:t>
-            </w:r>
-            <w:r>
-              <w:rPr>
-                <w:rFonts w:ascii="Times New Roman" w:eastAsia="宋体" w:hAnsi="Times New Roman" w:cs="宋体"/>
-                <w:sz w:val="21"/>
-              </w:rPr>
-              <w:t xml:space="preserve">核对</w:t>
-            </w:r>
-            <w:r>
-              <w:rPr>
-                <w:rFonts w:eastAsia="宋体" w:ascii="Times New Roman" w:hAnsi="Times New Roman"/>
-                <w:sz w:val="21"/>
-              </w:rPr>
-              <w:t xml:space="preserve">-</w:t>
-            </w:r>
-            <w:r>
-              <w:rPr>
-                <w:rFonts w:ascii="Times New Roman" w:eastAsia="宋体" w:hAnsi="Times New Roman" w:cs="宋体"/>
-                <w:sz w:val="21"/>
-              </w:rPr>
-              <w:t xml:space="preserve">提交</w:t>
-            </w:r>
-            <w:r>
-              <w:rPr>
-                <w:rFonts w:eastAsia="宋体" w:ascii="Times New Roman" w:hAnsi="Times New Roman"/>
-                <w:sz w:val="21"/>
-              </w:rPr>
-              <w:t xml:space="preserve">"</w:t>
-            </w:r>
-            <w:r>
-              <w:rPr>
-                <w:rFonts w:ascii="Times New Roman" w:eastAsia="宋体" w:hAnsi="Times New Roman" w:cs="宋体"/>
-                <w:sz w:val="21"/>
-              </w:rPr>
-              <w:t xml:space="preserve">三级校验机制，实现材料零差错提交</w:t>
+                <w:rFonts w:ascii="Times New Roman" w:eastAsia="宋体" w:hAnsi="Times New Roman" w:cs="宋体"/>
+                <w:sz w:val="21"/>
+              </w:rPr>
+              <w:t>库存管理：落实门店原辅料日盘与效期管理流程，每日核对食材有效期并打印失效单据，保持库存账实一致</w:t>
             </w:r>
           </w:p>
           <w:p>
@@ -2992,7 +2516,7 @@
                 <w:ilvl w:val="0"/>
                 <w:numId w:val="6"/>
               </w:numPr>
-              <w:spacing w:line="290" w:lineRule="atLeast" w:before="0" w:after="0"/>
+              <w:spacing w:line="290" w:lineRule="atLeast"/>
               <w:rPr>
                 <w:rFonts w:ascii="Times New Roman" w:eastAsia="宋体" w:hAnsi="Times New Roman" w:cs="宋体" w:hint="default"/>
                 <w:sz w:val="21"/>
@@ -3000,31 +2524,24 @@
             </w:pPr>
             <w:r>
               <w:rPr>
-                <w:rFonts w:eastAsia="宋体" w:ascii="Times New Roman" w:hAnsi="Times New Roman"/>
-                <w:sz w:val="21"/>
-              </w:rPr>
-              <w:t xml:space="preserve">**</w:t>
-            </w:r>
-            <w:r>
-              <w:rPr>
-                <w:rFonts w:ascii="Times New Roman" w:eastAsia="宋体" w:hAnsi="Times New Roman" w:cs="宋体"/>
-                <w:sz w:val="21"/>
-              </w:rPr>
-              <w:t xml:space="preserve">流程优化</w:t>
-            </w:r>
-            <w:r>
-              <w:rPr>
-                <w:rFonts w:eastAsia="宋体" w:ascii="Times New Roman" w:hAnsi="Times New Roman"/>
-                <w:sz w:val="21"/>
-              </w:rPr>
-              <w:t xml:space="preserve">**</w:t>
-            </w:r>
-            <w:r>
-              <w:rPr>
-                <w:rFonts w:ascii="Times New Roman" w:eastAsia="宋体" w:hAnsi="Times New Roman" w:cs="宋体"/>
-                <w:sz w:val="21"/>
-              </w:rPr>
-              <w:t xml:space="preserve">：对接各部门同步项目推进进度，按月汇总执行数据形成工作小结，梳理并标准化资料审核与报批流程</w:t>
+                <w:rFonts w:ascii="Times New Roman" w:eastAsia="宋体" w:hAnsi="Times New Roman" w:cs="宋体"/>
+                <w:sz w:val="21"/>
+              </w:rPr>
+              <w:t>需求</w:t>
+            </w:r>
+            <w:r>
+              <w:rPr>
+                <w:rFonts w:ascii="Times New Roman" w:eastAsia="宋体" w:hAnsi="Times New Roman" w:cs="宋体"/>
+                <w:sz w:val="21"/>
+              </w:rPr>
+              <w:t>准备</w:t>
+            </w:r>
+            <w:r>
+              <w:rPr>
+                <w:rFonts w:ascii="Times New Roman" w:eastAsia="宋体" w:hAnsi="Times New Roman" w:cs="宋体"/>
+                <w:sz w:val="21"/>
+              </w:rPr>
+              <w:t>：依据销售消耗规律提醒仓库解冻备货、同步门店补货需求，降低物料损耗与缺货风险</w:t>
             </w:r>
           </w:p>
         </w:tc>
@@ -3052,7 +2569,7 @@
           </w:tcPr>
           <w:p>
             <w:pPr>
-              <w:spacing w:line="290" w:lineRule="atLeast" w:before="0" w:after="0"/>
+              <w:spacing w:line="290" w:lineRule="atLeast"/>
               <w:rPr>
                 <w:rFonts w:hint="default"/>
                 <w:sz w:val="21"/>
@@ -3079,7 +2596,7 @@
           </w:tcPr>
           <w:p>
             <w:pPr>
-              <w:spacing w:line="290" w:lineRule="atLeast" w:before="0" w:after="0"/>
+              <w:spacing w:line="290" w:lineRule="atLeast"/>
               <w:rPr>
                 <w:rFonts w:hint="default"/>
                 <w:b/>
@@ -3094,7 +2611,7 @@
                 <w:bCs/>
                 <w:sz w:val="21"/>
               </w:rPr>
-              <w:t xml:space="preserve">瑞幸咖啡</w:t>
+              <w:t>山东鱼跃尚成教育有限责任公司</w:t>
             </w:r>
           </w:p>
         </w:tc>
@@ -3111,7 +2628,7 @@
           </w:tcPr>
           <w:p>
             <w:pPr>
-              <w:spacing w:line="290" w:lineRule="atLeast" w:before="0" w:after="0"/>
+              <w:spacing w:line="290" w:lineRule="atLeast"/>
               <w:rPr>
                 <w:rFonts w:hint="default"/>
                 <w:b/>
@@ -3126,7 +2643,7 @@
                 <w:bCs/>
                 <w:sz w:val="21"/>
               </w:rPr>
-              <w:t xml:space="preserve">咖啡师（兼职）</w:t>
+              <w:t>项目助理（兼职）</w:t>
             </w:r>
           </w:p>
         </w:tc>
@@ -3143,7 +2660,7 @@
           </w:tcPr>
           <w:p>
             <w:pPr>
-              <w:spacing w:line="290" w:lineRule="atLeast" w:before="0" w:after="0"/>
+              <w:spacing w:line="290" w:lineRule="atLeast"/>
               <w:rPr>
                 <w:rFonts w:ascii="Times New Roman" w:eastAsia="等线" w:hAnsi="Times New Roman" w:hint="default"/>
                 <w:b/>
@@ -3158,7 +2675,7 @@
                 <w:bCs/>
                 <w:sz w:val="21"/>
               </w:rPr>
-              <w:t xml:space="preserve">2023.07 - 2023.09</w:t>
+              <w:t>2026.04 - 2026.07</w:t>
             </w:r>
           </w:p>
         </w:tc>
@@ -3186,7 +2703,7 @@
           </w:tcPr>
           <w:p>
             <w:pPr>
-              <w:spacing w:line="290" w:lineRule="atLeast" w:before="0" w:after="0"/>
+              <w:spacing w:line="290" w:lineRule="atLeast"/>
               <w:rPr>
                 <w:rFonts w:ascii="Times New Roman" w:hAnsi="Times New Roman" w:hint="default"/>
                 <w:sz w:val="21"/>
@@ -3218,7 +2735,7 @@
                 <w:ilvl w:val="0"/>
                 <w:numId w:val="6"/>
               </w:numPr>
-              <w:spacing w:line="290" w:lineRule="atLeast" w:before="0" w:after="0"/>
+              <w:spacing w:line="290" w:lineRule="atLeast"/>
               <w:rPr>
                 <w:rFonts w:ascii="Times New Roman" w:eastAsia="宋体" w:hAnsi="Times New Roman" w:cs="宋体" w:hint="default"/>
                 <w:sz w:val="21"/>
@@ -3226,31 +2743,94 @@
             </w:pPr>
             <w:r>
               <w:rPr>
-                <w:rFonts w:eastAsia="宋体" w:ascii="Times New Roman" w:hAnsi="Times New Roman"/>
-                <w:sz w:val="21"/>
-              </w:rPr>
-              <w:t xml:space="preserve">**</w:t>
-            </w:r>
-            <w:r>
-              <w:rPr>
-                <w:rFonts w:ascii="Times New Roman" w:eastAsia="宋体" w:hAnsi="Times New Roman" w:cs="宋体"/>
-                <w:sz w:val="21"/>
-              </w:rPr>
-              <w:t xml:space="preserve">库存管理</w:t>
-            </w:r>
-            <w:r>
-              <w:rPr>
-                <w:rFonts w:eastAsia="宋体" w:ascii="Times New Roman" w:hAnsi="Times New Roman"/>
-                <w:sz w:val="21"/>
-              </w:rPr>
-              <w:t xml:space="preserve">**</w:t>
-            </w:r>
-            <w:r>
-              <w:rPr>
-                <w:rFonts w:ascii="Times New Roman" w:eastAsia="宋体" w:hAnsi="Times New Roman" w:cs="宋体"/>
-                <w:sz w:val="21"/>
-              </w:rPr>
-              <w:t xml:space="preserve">：落实门店原辅料日盘与效期管理流程，每日核对食材有效期并打印失效单据，根据消耗规律提醒仓库解冻备货，降低物料损耗与缺货风险</w:t>
+                <w:rFonts w:ascii="Times New Roman" w:eastAsia="宋体" w:hAnsi="Times New Roman" w:cs="宋体"/>
+                <w:sz w:val="21"/>
+              </w:rPr>
+              <w:t>材料统筹：统筹</w:t>
+            </w:r>
+            <w:r>
+              <w:rPr>
+                <w:rFonts w:ascii="Times New Roman" w:eastAsia="宋体" w:hAnsi="Times New Roman" w:cs="宋体" w:hint="default"/>
+                <w:sz w:val="21"/>
+              </w:rPr>
+              <w:t>200+</w:t>
+            </w:r>
+            <w:r>
+              <w:rPr>
+                <w:rFonts w:ascii="Times New Roman" w:eastAsia="宋体" w:hAnsi="Times New Roman" w:cs="宋体"/>
+                <w:sz w:val="21"/>
+              </w:rPr>
+              <w:t>份申报材料全流程管理，用</w:t>
+            </w:r>
+            <w:r>
+              <w:rPr>
+                <w:rFonts w:ascii="Times New Roman" w:eastAsia="宋体" w:hAnsi="Times New Roman" w:cs="宋体" w:hint="default"/>
+                <w:sz w:val="21"/>
+              </w:rPr>
+              <w:t>Excel</w:t>
+            </w:r>
+            <w:r>
+              <w:rPr>
+                <w:rFonts w:ascii="Times New Roman" w:eastAsia="宋体" w:hAnsi="Times New Roman" w:cs="宋体"/>
+                <w:sz w:val="21"/>
+              </w:rPr>
+              <w:t>搭建分类台账，建立</w:t>
+            </w:r>
+            <w:r>
+              <w:rPr>
+                <w:rFonts w:ascii="Times New Roman" w:eastAsia="宋体" w:hAnsi="Times New Roman" w:cs="宋体"/>
+                <w:sz w:val="21"/>
+              </w:rPr>
+              <w:t>“</w:t>
+            </w:r>
+            <w:r>
+              <w:rPr>
+                <w:rFonts w:ascii="Times New Roman" w:eastAsia="宋体" w:hAnsi="Times New Roman" w:cs="宋体"/>
+                <w:sz w:val="21"/>
+              </w:rPr>
+              <w:t>录入</w:t>
+            </w:r>
+            <w:r>
+              <w:rPr>
+                <w:rFonts w:ascii="Times New Roman" w:eastAsia="宋体" w:hAnsi="Times New Roman" w:cs="宋体" w:hint="default"/>
+                <w:sz w:val="21"/>
+              </w:rPr>
+              <w:t>-</w:t>
+            </w:r>
+            <w:r>
+              <w:rPr>
+                <w:rFonts w:ascii="Times New Roman" w:eastAsia="宋体" w:hAnsi="Times New Roman" w:cs="宋体"/>
+                <w:sz w:val="21"/>
+              </w:rPr>
+              <w:t>核对</w:t>
+            </w:r>
+            <w:r>
+              <w:rPr>
+                <w:rFonts w:ascii="Times New Roman" w:eastAsia="宋体" w:hAnsi="Times New Roman" w:cs="宋体" w:hint="default"/>
+                <w:sz w:val="21"/>
+              </w:rPr>
+              <w:t>-</w:t>
+            </w:r>
+            <w:r>
+              <w:rPr>
+                <w:rFonts w:ascii="Times New Roman" w:eastAsia="宋体" w:hAnsi="Times New Roman" w:cs="宋体"/>
+                <w:sz w:val="21"/>
+              </w:rPr>
+              <w:t>提交</w:t>
+            </w:r>
+            <w:r>
+              <w:rPr>
+                <w:rFonts w:ascii="Times New Roman" w:eastAsia="宋体" w:hAnsi="Times New Roman" w:cs="宋体"/>
+                <w:sz w:val="21"/>
+              </w:rPr>
+              <w:t>”</w:t>
+            </w:r>
+            <w:r>
+              <w:rPr>
+                <w:rFonts w:ascii="Times New Roman" w:eastAsia="宋体" w:hAnsi="Times New Roman" w:cs="宋体"/>
+                <w:sz w:val="21"/>
+              </w:rPr>
+              <w:t>三级校验机制，实现零差错提交</w:t>
             </w:r>
           </w:p>
           <w:p>
@@ -3259,7 +2839,7 @@
                 <w:ilvl w:val="0"/>
                 <w:numId w:val="6"/>
               </w:numPr>
-              <w:spacing w:line="290" w:lineRule="atLeast" w:before="0" w:after="0"/>
+              <w:spacing w:line="290" w:lineRule="atLeast"/>
               <w:rPr>
                 <w:rFonts w:ascii="Times New Roman" w:eastAsia="宋体" w:hAnsi="Times New Roman" w:cs="宋体" w:hint="default"/>
                 <w:sz w:val="21"/>
@@ -3267,31 +2847,10 @@
             </w:pPr>
             <w:r>
               <w:rPr>
-                <w:rFonts w:eastAsia="宋体" w:ascii="Times New Roman" w:hAnsi="Times New Roman"/>
-                <w:sz w:val="21"/>
-              </w:rPr>
-              <w:t xml:space="preserve">**</w:t>
-            </w:r>
-            <w:r>
-              <w:rPr>
-                <w:rFonts w:ascii="Times New Roman" w:eastAsia="宋体" w:hAnsi="Times New Roman" w:cs="宋体"/>
-                <w:sz w:val="21"/>
-              </w:rPr>
-              <w:t xml:space="preserve">需求准备</w:t>
-            </w:r>
-            <w:r>
-              <w:rPr>
-                <w:rFonts w:eastAsia="宋体" w:ascii="Times New Roman" w:hAnsi="Times New Roman"/>
-                <w:sz w:val="21"/>
-              </w:rPr>
-              <w:t xml:space="preserve">**</w:t>
-            </w:r>
-            <w:r>
-              <w:rPr>
-                <w:rFonts w:ascii="Times New Roman" w:eastAsia="宋体" w:hAnsi="Times New Roman" w:cs="宋体"/>
-                <w:sz w:val="21"/>
-              </w:rPr>
-              <w:t xml:space="preserve">：规范物料分区摆放与仓储器具整理，核对交接班出库单据，保持库存账实一致</w:t>
+                <w:rFonts w:ascii="Times New Roman" w:eastAsia="宋体" w:hAnsi="Times New Roman" w:cs="宋体"/>
+                <w:sz w:val="21"/>
+              </w:rPr>
+              <w:t>流程优化：梳理并标准化资料审核与报批流程，与各方同步进度，按月汇总数据形成工作小结，提升整体执行效率</w:t>
             </w:r>
           </w:p>
         </w:tc>
@@ -3299,7 +2858,7 @@
     </w:tbl>
     <w:p>
       <w:pPr>
-        <w:spacing w:line="290" w:lineRule="atLeast" w:before="0" w:after="0"/>
+        <w:spacing w:line="290" w:lineRule="atLeast"/>
         <w:rPr>
           <w:rFonts w:ascii="Times New Roman" w:hAnsi="Times New Roman" w:hint="default"/>
           <w:vanish/>
@@ -3309,7 +2868,7 @@
     </w:p>
     <w:p>
       <w:pPr>
-        <w:spacing w:line="290" w:lineRule="atLeast" w:before="0" w:after="0"/>
+        <w:spacing w:line="290" w:lineRule="atLeast"/>
         <w:rPr>
           <w:rFonts w:ascii="Times New Roman" w:hAnsi="Times New Roman" w:hint="default"/>
           <w:vanish/>
@@ -3359,7 +2918,7 @@
           </w:tcPr>
           <w:p>
             <w:pPr>
-              <w:spacing w:line="290" w:lineRule="atLeast" w:before="0" w:after="0"/>
+              <w:spacing w:line="290" w:lineRule="atLeast"/>
               <w:rPr>
                 <w:rFonts w:ascii="宋体" w:eastAsia="宋体" w:hAnsi="宋体" w:cs="宋体"/>
                 <w:b/>
@@ -3405,7 +2964,7 @@
           </w:tcPr>
           <w:p>
             <w:pPr>
-              <w:spacing w:line="290" w:lineRule="atLeast" w:before="0" w:after="0"/>
+              <w:spacing w:line="290" w:lineRule="atLeast"/>
               <w:rPr>
                 <w:rFonts w:ascii="Times New Roman" w:hAnsi="Times New Roman" w:hint="default"/>
                 <w:sz w:val="21"/>
@@ -3427,7 +2986,7 @@
           </w:tcPr>
           <w:p>
             <w:pPr>
-              <w:spacing w:line="290" w:lineRule="atLeast" w:before="0" w:after="0"/>
+              <w:spacing w:line="290" w:lineRule="atLeast"/>
               <w:rPr>
                 <w:rFonts w:ascii="Times New Roman" w:hAnsi="Times New Roman" w:hint="default"/>
                 <w:b/>
@@ -3454,7 +3013,7 @@
           </w:tcPr>
           <w:p>
             <w:pPr>
-              <w:spacing w:line="290" w:lineRule="atLeast" w:before="0" w:after="0"/>
+              <w:spacing w:line="290" w:lineRule="atLeast"/>
               <w:rPr>
                 <w:rFonts w:ascii="Times New Roman" w:hAnsi="Times New Roman" w:hint="default"/>
                 <w:b/>
@@ -3481,7 +3040,7 @@
           </w:tcPr>
           <w:p>
             <w:pPr>
-              <w:spacing w:line="290" w:lineRule="atLeast" w:before="0" w:after="0"/>
+              <w:spacing w:line="290" w:lineRule="atLeast"/>
               <w:rPr>
                 <w:rFonts w:ascii="Times New Roman" w:hAnsi="Times New Roman" w:hint="default"/>
                 <w:b/>
@@ -3521,7 +3080,7 @@
           </w:tcPr>
           <w:p>
             <w:pPr>
-              <w:spacing w:line="290" w:lineRule="atLeast" w:before="0" w:after="0"/>
+              <w:spacing w:line="290" w:lineRule="atLeast"/>
               <w:rPr>
                 <w:rFonts w:ascii="Times New Roman" w:hAnsi="Times New Roman" w:hint="default"/>
                 <w:sz w:val="21"/>
@@ -3548,7 +3107,7 @@
                 <w:ilvl w:val="0"/>
                 <w:numId w:val="13"/>
               </w:numPr>
-              <w:spacing w:line="290" w:lineRule="atLeast" w:before="0" w:after="0"/>
+              <w:spacing w:line="290" w:lineRule="atLeast"/>
               <w:rPr>
                 <w:rFonts w:ascii="Times New Roman" w:eastAsia="宋体" w:hAnsi="Times New Roman" w:cs="宋体" w:hint="default"/>
                 <w:sz w:val="21"/>
@@ -3568,7 +3127,7 @@
                 <w:ilvl w:val="0"/>
                 <w:numId w:val="13"/>
               </w:numPr>
-              <w:spacing w:line="290" w:lineRule="atLeast" w:before="0" w:after="0"/>
+              <w:spacing w:line="290" w:lineRule="atLeast"/>
               <w:rPr>
                 <w:rFonts w:ascii="Times New Roman" w:eastAsia="宋体" w:hAnsi="Times New Roman" w:cs="宋体" w:hint="default"/>
                 <w:sz w:val="21"/>
@@ -3588,7 +3147,7 @@
                 <w:ilvl w:val="0"/>
                 <w:numId w:val="13"/>
               </w:numPr>
-              <w:spacing w:line="290" w:lineRule="atLeast" w:before="0" w:after="0"/>
+              <w:spacing w:line="290" w:lineRule="atLeast"/>
               <w:rPr>
                 <w:rFonts w:ascii="Times New Roman" w:eastAsia="宋体" w:hAnsi="Times New Roman" w:cs="宋体" w:hint="default"/>
                 <w:sz w:val="21"/>
@@ -3607,7 +3166,7 @@
     </w:tbl>
     <w:p>
       <w:pPr>
-        <w:spacing w:line="290" w:lineRule="atLeast" w:before="0" w:after="0"/>
+        <w:spacing w:line="290" w:lineRule="atLeast"/>
         <w:rPr>
           <w:rFonts w:ascii="Times New Roman" w:hAnsi="Times New Roman" w:hint="default"/>
           <w:vanish/>
@@ -3617,7 +3176,7 @@
     </w:p>
     <w:p>
       <w:pPr>
-        <w:spacing w:line="290" w:lineRule="atLeast" w:before="0" w:after="0"/>
+        <w:spacing w:line="290" w:lineRule="atLeast"/>
         <w:rPr>
           <w:rFonts w:ascii="Times New Roman" w:hAnsi="Times New Roman" w:hint="default"/>
           <w:vanish/>
@@ -3627,7 +3186,7 @@
     </w:p>
     <w:p>
       <w:pPr>
-        <w:spacing w:line="290" w:lineRule="atLeast" w:before="0" w:after="0"/>
+        <w:spacing w:line="290" w:lineRule="atLeast"/>
         <w:rPr>
           <w:rFonts w:ascii="Times New Roman" w:hAnsi="Times New Roman" w:hint="default"/>
           <w:vanish/>
@@ -3637,7 +3196,7 @@
     </w:p>
     <w:p>
       <w:pPr>
-        <w:spacing w:line="290" w:lineRule="atLeast" w:before="0" w:after="0"/>
+        <w:spacing w:line="290" w:lineRule="atLeast"/>
         <w:rPr>
           <w:rFonts w:ascii="Times New Roman" w:hAnsi="Times New Roman" w:hint="default"/>
           <w:vanish/>
@@ -3647,7 +3206,7 @@
     </w:p>
     <w:p>
       <w:pPr>
-        <w:spacing w:line="290" w:lineRule="atLeast" w:before="0" w:after="0"/>
+        <w:spacing w:line="290" w:lineRule="atLeast"/>
         <w:rPr>
           <w:rFonts w:ascii="Times New Roman" w:hAnsi="Times New Roman" w:hint="default"/>
           <w:vanish/>
@@ -3656,7 +3215,7 @@
     </w:p>
     <w:p>
       <w:pPr>
-        <w:spacing w:line="290" w:lineRule="atLeast" w:before="0" w:after="0"/>
+        <w:spacing w:line="290" w:lineRule="atLeast"/>
         <w:rPr>
           <w:rFonts w:ascii="Times New Roman" w:hAnsi="Times New Roman" w:hint="default"/>
           <w:vanish/>
@@ -3702,7 +3261,7 @@
           </w:tcPr>
           <w:p>
             <w:pPr>
-              <w:spacing w:line="290" w:lineRule="atLeast" w:before="0" w:after="0"/>
+              <w:spacing w:line="290" w:lineRule="atLeast"/>
               <w:rPr>
                 <w:rFonts w:ascii="Times New Roman" w:hAnsi="Times New Roman" w:hint="default"/>
               </w:rPr>
@@ -3713,7 +3272,7 @@
                 <w:b/>
                 <w:bCs/>
               </w:rPr>
-              <w:t xml:space="preserve">综合技能</w:t>
+              <w:t>综合技能</w:t>
             </w:r>
           </w:p>
         </w:tc>
@@ -3721,7 +3280,7 @@
     </w:tbl>
     <w:p>
       <w:pPr>
-        <w:spacing w:line="290" w:lineRule="atLeast" w:before="0" w:after="0"/>
+        <w:spacing w:line="290" w:lineRule="atLeast"/>
         <w:rPr>
           <w:rFonts w:ascii="Times New Roman" w:hAnsi="Times New Roman" w:hint="default"/>
           <w:vanish/>
@@ -3745,6 +3304,7 @@
       </w:tblGrid>
       <w:tr>
         <w:trPr>
+          <w:trHeight w:val="1253"/>
           <w:jc w:val="center"/>
         </w:trPr>
         <w:tc>
@@ -3766,7 +3326,7 @@
           </w:tcPr>
           <w:p>
             <w:pPr>
-              <w:spacing w:line="290" w:lineRule="atLeast" w:before="0" w:after="0"/>
+              <w:spacing w:line="290" w:lineRule="atLeast"/>
               <w:rPr>
                 <w:rFonts w:ascii="Times New Roman" w:hAnsi="Times New Roman" w:hint="default"/>
                 <w:sz w:val="21"/>
@@ -3793,7 +3353,7 @@
           </w:tcPr>
           <w:p>
             <w:pPr>
-              <w:spacing w:line="290" w:lineRule="atLeast" w:before="0" w:after="0"/>
+              <w:spacing w:line="290" w:lineRule="atLeast"/>
               <w:rPr>
                 <w:rFonts w:ascii="Times New Roman" w:eastAsia="宋体" w:hAnsi="Times New Roman" w:cs="宋体" w:hint="default"/>
                 <w:b/>
@@ -3808,265 +3368,270 @@
                 <w:bCs/>
                 <w:sz w:val="21"/>
               </w:rPr>
-              <w:t xml:space="preserve">数据工具：</w:t>
-            </w:r>
-            <w:r>
-              <w:rPr>
-                <w:rFonts w:eastAsia="宋体" w:ascii="Times New Roman" w:hAnsi="Times New Roman"/>
-                <w:sz w:val="21"/>
-              </w:rPr>
-              <w:t xml:space="preserve">Python</w:t>
-            </w:r>
-            <w:r>
-              <w:rPr>
-                <w:rFonts w:ascii="Times New Roman" w:eastAsia="宋体" w:hAnsi="Times New Roman" w:cs="宋体"/>
-                <w:sz w:val="21"/>
-              </w:rPr>
-              <w:t xml:space="preserve">（</w:t>
-            </w:r>
-            <w:r>
-              <w:rPr>
-                <w:rFonts w:eastAsia="宋体" w:ascii="Times New Roman" w:hAnsi="Times New Roman"/>
-                <w:sz w:val="21"/>
-              </w:rPr>
-              <w:t xml:space="preserve">pandas</w:t>
-            </w:r>
-            <w:r>
-              <w:rPr>
-                <w:rFonts w:ascii="Times New Roman" w:eastAsia="宋体" w:hAnsi="Times New Roman" w:cs="宋体"/>
-                <w:sz w:val="21"/>
-              </w:rPr>
-              <w:t xml:space="preserve">、</w:t>
-            </w:r>
-            <w:r>
-              <w:rPr>
-                <w:rFonts w:eastAsia="宋体" w:ascii="Times New Roman" w:hAnsi="Times New Roman"/>
-                <w:sz w:val="21"/>
-              </w:rPr>
-              <w:t xml:space="preserve">matplotlib</w:t>
-            </w:r>
-            <w:r>
-              <w:rPr>
-                <w:rFonts w:ascii="Times New Roman" w:eastAsia="宋体" w:hAnsi="Times New Roman" w:cs="宋体"/>
-                <w:sz w:val="21"/>
-              </w:rPr>
-              <w:t xml:space="preserve">）、</w:t>
-            </w:r>
-            <w:r>
-              <w:rPr>
-                <w:rFonts w:eastAsia="宋体" w:ascii="Times New Roman" w:hAnsi="Times New Roman"/>
-                <w:sz w:val="21"/>
-              </w:rPr>
-              <w:t xml:space="preserve">R</w:t>
-            </w:r>
-            <w:r>
-              <w:rPr>
-                <w:rFonts w:ascii="Times New Roman" w:eastAsia="宋体" w:hAnsi="Times New Roman" w:cs="宋体"/>
-                <w:sz w:val="21"/>
-              </w:rPr>
-              <w:t xml:space="preserve">、</w:t>
-            </w:r>
-            <w:r>
-              <w:rPr>
-                <w:rFonts w:eastAsia="宋体" w:ascii="Times New Roman" w:hAnsi="Times New Roman"/>
-                <w:sz w:val="21"/>
-              </w:rPr>
-              <w:t xml:space="preserve">SPSS</w:t>
-            </w:r>
-            <w:r>
-              <w:rPr>
-                <w:rFonts w:ascii="Times New Roman" w:eastAsia="宋体" w:hAnsi="Times New Roman" w:cs="宋体"/>
-                <w:sz w:val="21"/>
-              </w:rPr>
-              <w:t xml:space="preserve">、</w:t>
-            </w:r>
-            <w:r>
-              <w:rPr>
-                <w:rFonts w:eastAsia="宋体" w:ascii="Times New Roman" w:hAnsi="Times New Roman"/>
-                <w:sz w:val="21"/>
-              </w:rPr>
-              <w:t xml:space="preserve">Excel</w:t>
-            </w:r>
-            <w:r>
-              <w:rPr>
-                <w:rFonts w:ascii="Times New Roman" w:eastAsia="宋体" w:hAnsi="Times New Roman" w:cs="宋体"/>
-                <w:sz w:val="21"/>
-              </w:rPr>
-              <w:t xml:space="preserve">（数据透视表、</w:t>
-            </w:r>
-            <w:r>
-              <w:rPr>
-                <w:rFonts w:eastAsia="宋体" w:ascii="Times New Roman" w:hAnsi="Times New Roman"/>
-                <w:sz w:val="21"/>
-              </w:rPr>
-              <w:t xml:space="preserve">VLOOKUP</w:t>
-            </w:r>
-            <w:r>
-              <w:rPr>
-                <w:rFonts w:ascii="Times New Roman" w:eastAsia="宋体" w:hAnsi="Times New Roman" w:cs="宋体"/>
-                <w:sz w:val="21"/>
-              </w:rPr>
-              <w:t xml:space="preserve">、函数、图表可视化），可快速学习</w:t>
-            </w:r>
-            <w:r>
-              <w:rPr>
-                <w:rFonts w:eastAsia="宋体" w:ascii="Times New Roman" w:hAnsi="Times New Roman"/>
-                <w:sz w:val="21"/>
-              </w:rPr>
-              <w:t xml:space="preserve">SQL</w:t>
-            </w:r>
-          </w:p>
-          <w:p>
-            <w:pPr>
-              <w:spacing w:line="290" w:lineRule="atLeast" w:before="0" w:after="0"/>
+            </w:r>
+            <w:r>
               <w:rPr>
                 <w:rFonts w:ascii="Times New Roman" w:eastAsia="宋体" w:hAnsi="Times New Roman" w:cs="宋体" w:hint="default"/>
-                <w:b/>
-                <w:bCs/>
-                <w:sz w:val="21"/>
-              </w:rPr>
-            </w:pPr>
-            <w:r>
-              <w:rPr>
-                <w:rFonts w:ascii="Times New Roman" w:eastAsia="宋体" w:hAnsi="Times New Roman" w:cs="宋体"/>
-                <w:b/>
-                <w:bCs/>
-                <w:sz w:val="21"/>
-              </w:rPr>
-              <w:t xml:space="preserve">ERP</w:t>
-            </w:r>
-            <w:r>
-              <w:rPr>
-                <w:rFonts w:ascii="Times New Roman" w:eastAsia="宋体" w:hAnsi="Times New Roman" w:cs="宋体"/>
-                <w:b/>
-                <w:bCs/>
-                <w:sz w:val="21"/>
-              </w:rPr>
-              <w:t xml:space="preserve">系统：</w:t>
-            </w:r>
-            <w:r>
-              <w:rPr>
-                <w:rFonts w:ascii="Times New Roman" w:eastAsia="宋体" w:hAnsi="Times New Roman" w:cs="宋体"/>
-                <w:sz w:val="21"/>
-              </w:rPr>
-              <w:t xml:space="preserve">用友</w:t>
-            </w:r>
-            <w:r>
-              <w:rPr>
-                <w:rFonts w:eastAsia="宋体" w:ascii="Times New Roman" w:hAnsi="Times New Roman"/>
-                <w:sz w:val="21"/>
-              </w:rPr>
-              <w:t xml:space="preserve">U8+</w:t>
-            </w:r>
-            <w:r>
-              <w:rPr>
-                <w:rFonts w:ascii="Times New Roman" w:eastAsia="宋体" w:hAnsi="Times New Roman" w:cs="宋体"/>
-                <w:sz w:val="21"/>
-              </w:rPr>
-              <w:t xml:space="preserve">（采购</w:t>
-            </w:r>
-            <w:r>
-              <w:rPr>
-                <w:rFonts w:eastAsia="宋体" w:ascii="Times New Roman" w:hAnsi="Times New Roman"/>
-                <w:sz w:val="21"/>
-              </w:rPr>
-              <w:t xml:space="preserve">/</w:t>
-            </w:r>
-            <w:r>
-              <w:rPr>
-                <w:rFonts w:ascii="Times New Roman" w:eastAsia="宋体" w:hAnsi="Times New Roman" w:cs="宋体"/>
-                <w:sz w:val="21"/>
-              </w:rPr>
-              <w:t xml:space="preserve">销售</w:t>
-            </w:r>
-            <w:r>
-              <w:rPr>
-                <w:rFonts w:eastAsia="宋体" w:ascii="Times New Roman" w:hAnsi="Times New Roman"/>
-                <w:sz w:val="21"/>
-              </w:rPr>
-              <w:t xml:space="preserve">/</w:t>
-            </w:r>
-            <w:r>
-              <w:rPr>
-                <w:rFonts w:ascii="Times New Roman" w:eastAsia="宋体" w:hAnsi="Times New Roman" w:cs="宋体"/>
-                <w:sz w:val="21"/>
-              </w:rPr>
-              <w:t xml:space="preserve">库存</w:t>
-            </w:r>
-            <w:r>
-              <w:rPr>
-                <w:rFonts w:eastAsia="宋体" w:ascii="Times New Roman" w:hAnsi="Times New Roman"/>
-                <w:sz w:val="21"/>
-              </w:rPr>
-              <w:t xml:space="preserve">/</w:t>
-            </w:r>
-            <w:r>
-              <w:rPr>
-                <w:rFonts w:ascii="Times New Roman" w:eastAsia="宋体" w:hAnsi="Times New Roman" w:cs="宋体"/>
-                <w:sz w:val="21"/>
-              </w:rPr>
-              <w:t xml:space="preserve">存货核算全流程操作）</w:t>
-            </w:r>
-          </w:p>
-          <w:p>
-            <w:pPr>
-              <w:spacing w:line="290" w:lineRule="atLeast" w:before="0" w:after="0"/>
+                <w:sz w:val="21"/>
+              </w:rPr>
+            </w:r>
+            <w:r>
+              <w:rPr>
+                <w:rFonts w:ascii="Times New Roman" w:eastAsia="宋体" w:hAnsi="Times New Roman" w:cs="宋体"/>
+                <w:sz w:val="21"/>
+              </w:rPr>
+            </w:r>
+            <w:r>
               <w:rPr>
                 <w:rFonts w:ascii="Times New Roman" w:eastAsia="宋体" w:hAnsi="Times New Roman" w:cs="宋体" w:hint="default"/>
-                <w:b/>
-                <w:bCs/>
-                <w:sz w:val="21"/>
-              </w:rPr>
-            </w:pPr>
-            <w:r>
-              <w:rPr>
-                <w:rFonts w:ascii="Times New Roman" w:eastAsia="宋体" w:hAnsi="Times New Roman" w:cs="宋体"/>
-                <w:b/>
-                <w:bCs/>
-                <w:sz w:val="21"/>
-              </w:rPr>
-              <w:t xml:space="preserve">语言能力：</w:t>
-            </w:r>
-            <w:r>
-              <w:rPr>
-                <w:rFonts w:eastAsia="宋体" w:ascii="Times New Roman" w:hAnsi="Times New Roman"/>
-                <w:sz w:val="21"/>
-              </w:rPr>
-              <w:t xml:space="preserve">CET-4</w:t>
-            </w:r>
-            <w:r>
-              <w:rPr>
-                <w:rFonts w:ascii="Times New Roman" w:eastAsia="宋体" w:hAnsi="Times New Roman" w:cs="宋体"/>
-                <w:sz w:val="21"/>
-              </w:rPr>
-              <w:t xml:space="preserve">，可阅读英文专业资料与基础商务沟通</w:t>
-            </w:r>
-          </w:p>
-          <w:p>
-            <w:pPr>
-              <w:spacing w:line="290" w:lineRule="atLeast" w:before="0" w:after="0"/>
+                <w:sz w:val="21"/>
+              </w:rPr>
+            </w:r>
+            <w:r>
+              <w:rPr>
+                <w:rFonts w:ascii="Times New Roman" w:eastAsia="宋体" w:hAnsi="Times New Roman" w:cs="宋体"/>
+                <w:sz w:val="21"/>
+              </w:rPr>
+            </w:r>
+            <w:r>
               <w:rPr>
                 <w:rFonts w:ascii="Times New Roman" w:eastAsia="宋体" w:hAnsi="Times New Roman" w:cs="宋体" w:hint="default"/>
-                <w:b/>
-                <w:bCs/>
-                <w:sz w:val="21"/>
-              </w:rPr>
-            </w:pPr>
-            <w:r>
-              <w:rPr>
-                <w:rFonts w:ascii="Times New Roman" w:eastAsia="宋体" w:hAnsi="Times New Roman" w:cs="宋体"/>
-                <w:b/>
-                <w:bCs/>
-                <w:sz w:val="21"/>
-              </w:rPr>
-              <w:t xml:space="preserve">通用能力：</w:t>
-            </w:r>
-            <w:r>
-              <w:rPr>
-                <w:rFonts w:ascii="Times New Roman" w:eastAsia="宋体" w:hAnsi="Times New Roman" w:cs="宋体"/>
-                <w:sz w:val="21"/>
-              </w:rPr>
-              <w:t xml:space="preserve">数据监控与指标归因、多维度统计分析、台账搭建与文档管理、跨部门沟通对接、流程梳理与标准化</w:t>
+                <w:sz w:val="21"/>
+              </w:rPr>
+            </w:r>
+            <w:r>
+              <w:rPr>
+                <w:rFonts w:ascii="Times New Roman" w:eastAsia="宋体" w:hAnsi="Times New Roman" w:cs="宋体"/>
+                <w:sz w:val="21"/>
+              </w:rPr>
+            </w:r>
+            <w:r>
+              <w:rPr>
+                <w:rFonts w:ascii="Times New Roman" w:eastAsia="宋体" w:hAnsi="Times New Roman" w:cs="宋体" w:hint="default"/>
+                <w:sz w:val="21"/>
+              </w:rPr>
+            </w:r>
+            <w:r>
+              <w:rPr>
+                <w:rFonts w:ascii="Times New Roman" w:eastAsia="宋体" w:hAnsi="Times New Roman" w:cs="宋体"/>
+                <w:sz w:val="21"/>
+              </w:rPr>
+            </w:r>
+            <w:r>
+              <w:rPr>
+                <w:rFonts w:ascii="Times New Roman" w:eastAsia="宋体" w:hAnsi="Times New Roman" w:cs="宋体" w:hint="default"/>
+                <w:sz w:val="21"/>
+              </w:rPr>
+            </w:r>
+            <w:r>
+              <w:rPr>
+                <w:rFonts w:ascii="Times New Roman" w:eastAsia="宋体" w:hAnsi="Times New Roman" w:cs="宋体"/>
+                <w:sz w:val="21"/>
+              </w:rPr>
+            </w:r>
+            <w:r>
+              <w:rPr>
+                <w:rFonts w:ascii="Times New Roman" w:eastAsia="宋体" w:hAnsi="Times New Roman" w:cs="宋体" w:hint="default"/>
+                <w:sz w:val="21"/>
+              </w:rPr>
+            </w:r>
+            <w:r>
+              <w:rPr>
+                <w:rFonts w:ascii="Times New Roman" w:eastAsia="宋体" w:hAnsi="Times New Roman" w:cs="宋体"/>
+                <w:sz w:val="21"/>
+              </w:rPr>
+            </w:r>
+            <w:r>
+              <w:rPr>
+                <w:b w:val="0"/>
+                <w:sz w:val="21"/>
+              </w:rPr>
+            </w:r>
+          </w:p>
+          <w:p>
+            <w:pPr>
+              <w:spacing w:line="290" w:lineRule="atLeast"/>
+              <w:rPr>
+                <w:rFonts w:ascii="Times New Roman" w:eastAsia="宋体" w:hAnsi="Times New Roman" w:cs="宋体" w:hint="default"/>
+                <w:b/>
+                <w:bCs/>
+                <w:sz w:val="21"/>
+              </w:rPr>
+            </w:pPr>
+            <w:r>
+              <w:rPr>
+                <w:rFonts w:ascii="Times New Roman" w:eastAsia="宋体" w:hAnsi="Times New Roman" w:cs="宋体"/>
+                <w:b/>
+                <w:bCs/>
+                <w:sz w:val="21"/>
+              </w:rPr>
+              <w:t>办公软件：</w:t>
+            </w:r>
+            <w:r>
+              <w:rPr>
+                <w:rFonts w:ascii="Times New Roman" w:eastAsia="宋体" w:hAnsi="Times New Roman" w:cs="宋体" w:hint="default"/>
+                <w:sz w:val="21"/>
+              </w:rPr>
+              <w:t>Excel</w:t>
+            </w:r>
+            <w:r>
+              <w:rPr>
+                <w:rFonts w:ascii="Times New Roman" w:eastAsia="宋体" w:hAnsi="Times New Roman" w:cs="宋体"/>
+                <w:sz w:val="21"/>
+              </w:rPr>
+              <w:t>（数据透视表、</w:t>
+            </w:r>
+            <w:r>
+              <w:rPr>
+                <w:rFonts w:ascii="Times New Roman" w:eastAsia="宋体" w:hAnsi="Times New Roman" w:cs="宋体" w:hint="default"/>
+                <w:sz w:val="21"/>
+              </w:rPr>
+              <w:t>VLOOKUP</w:t>
+            </w:r>
+            <w:r>
+              <w:rPr>
+                <w:rFonts w:ascii="Times New Roman" w:eastAsia="宋体" w:hAnsi="Times New Roman" w:cs="宋体"/>
+                <w:sz w:val="21"/>
+              </w:rPr>
+              <w:t>、函数公式、电子台账搭建、图表可视化）、</w:t>
+            </w:r>
+            <w:r>
+              <w:rPr>
+                <w:rFonts w:ascii="Times New Roman" w:eastAsia="宋体" w:hAnsi="Times New Roman" w:cs="宋体" w:hint="default"/>
+                <w:sz w:val="21"/>
+              </w:rPr>
+              <w:t>Word</w:t>
+            </w:r>
+            <w:r>
+              <w:rPr>
+                <w:rFonts w:ascii="Times New Roman" w:eastAsia="宋体" w:hAnsi="Times New Roman" w:cs="宋体"/>
+                <w:sz w:val="21"/>
+              </w:rPr>
+              <w:t>、</w:t>
+            </w:r>
+            <w:r>
+              <w:rPr>
+                <w:rFonts w:ascii="Times New Roman" w:eastAsia="宋体" w:hAnsi="Times New Roman" w:cs="宋体" w:hint="default"/>
+                <w:sz w:val="21"/>
+              </w:rPr>
+              <w:t>PPT</w:t>
+            </w:r>
+          </w:p>
+          <w:p>
+            <w:pPr>
+              <w:spacing w:line="290" w:lineRule="atLeast"/>
+              <w:rPr>
+                <w:rFonts w:ascii="Times New Roman" w:eastAsia="宋体" w:hAnsi="Times New Roman" w:cs="宋体" w:hint="default"/>
+                <w:b/>
+                <w:bCs/>
+                <w:sz w:val="21"/>
+              </w:rPr>
+            </w:pPr>
+            <w:r>
+              <w:rPr>
+                <w:rFonts w:ascii="Times New Roman" w:eastAsia="宋体" w:hAnsi="Times New Roman" w:cs="宋体"/>
+                <w:b/>
+                <w:bCs/>
+                <w:sz w:val="21"/>
+              </w:rPr>
+              <w:t>业务系统：</w:t>
+            </w:r>
+            <w:r>
+              <w:rPr>
+                <w:rFonts w:ascii="Times New Roman" w:eastAsia="宋体" w:hAnsi="Times New Roman" w:cs="宋体"/>
+                <w:sz w:val="21"/>
+              </w:rPr>
+              <w:t>用友</w:t>
+            </w:r>
+            <w:r>
+              <w:rPr>
+                <w:rFonts w:ascii="Times New Roman" w:eastAsia="宋体" w:hAnsi="Times New Roman" w:cs="宋体" w:hint="default"/>
+                <w:sz w:val="21"/>
+              </w:rPr>
+              <w:t>U8+ ERP</w:t>
+            </w:r>
+            <w:r>
+              <w:rPr>
+                <w:rFonts w:ascii="Times New Roman" w:eastAsia="宋体" w:hAnsi="Times New Roman" w:cs="宋体"/>
+                <w:sz w:val="21"/>
+              </w:rPr>
+              <w:t>（采购</w:t>
+            </w:r>
+            <w:r>
+              <w:rPr>
+                <w:rFonts w:ascii="Times New Roman" w:eastAsia="宋体" w:hAnsi="Times New Roman" w:cs="宋体" w:hint="default"/>
+                <w:sz w:val="21"/>
+              </w:rPr>
+              <w:t>/</w:t>
+            </w:r>
+            <w:r>
+              <w:rPr>
+                <w:rFonts w:ascii="Times New Roman" w:eastAsia="宋体" w:hAnsi="Times New Roman" w:cs="宋体"/>
+                <w:sz w:val="21"/>
+              </w:rPr>
+              <w:t>销售</w:t>
+            </w:r>
+            <w:r>
+              <w:rPr>
+                <w:rFonts w:ascii="Times New Roman" w:eastAsia="宋体" w:hAnsi="Times New Roman" w:cs="宋体" w:hint="default"/>
+                <w:sz w:val="21"/>
+              </w:rPr>
+              <w:t>/</w:t>
+            </w:r>
+            <w:r>
+              <w:rPr>
+                <w:rFonts w:ascii="Times New Roman" w:eastAsia="宋体" w:hAnsi="Times New Roman" w:cs="宋体"/>
+                <w:sz w:val="21"/>
+              </w:rPr>
+              <w:t>库存</w:t>
+            </w:r>
+            <w:r>
+              <w:rPr>
+                <w:rFonts w:ascii="Times New Roman" w:eastAsia="宋体" w:hAnsi="Times New Roman" w:cs="宋体" w:hint="default"/>
+                <w:sz w:val="21"/>
+              </w:rPr>
+              <w:t>/</w:t>
+            </w:r>
+            <w:r>
+              <w:rPr>
+                <w:rFonts w:ascii="Times New Roman" w:eastAsia="宋体" w:hAnsi="Times New Roman" w:cs="宋体"/>
+                <w:sz w:val="21"/>
+              </w:rPr>
+              <w:t>存货核算全流程操作，熟悉单据流转与模块联动）</w:t>
+            </w:r>
+          </w:p>
+          <w:p>
+            <w:pPr>
+              <w:spacing w:line="290" w:lineRule="atLeast"/>
+              <w:rPr>
+                <w:rFonts w:ascii="Times New Roman" w:eastAsia="宋体" w:hAnsi="Times New Roman" w:cs="宋体" w:hint="default"/>
+                <w:b/>
+                <w:bCs/>
+                <w:sz w:val="21"/>
+              </w:rPr>
+            </w:pPr>
+            <w:r>
+              <w:rPr>
+                <w:rFonts w:ascii="Times New Roman" w:eastAsia="宋体" w:hAnsi="Times New Roman" w:cs="宋体"/>
+                <w:b/>
+                <w:bCs/>
+                <w:sz w:val="21"/>
+              </w:rPr>
+              <w:t>语言能力：</w:t>
+            </w:r>
+            <w:r>
+              <w:rPr>
+                <w:rFonts w:ascii="Times New Roman" w:eastAsia="宋体" w:hAnsi="Times New Roman" w:cs="宋体" w:hint="default"/>
+                <w:sz w:val="21"/>
+              </w:rPr>
+              <w:t>CET-4</w:t>
+            </w:r>
+            <w:r>
+              <w:rPr>
+                <w:rFonts w:ascii="Times New Roman" w:eastAsia="宋体" w:hAnsi="Times New Roman" w:cs="宋体"/>
+                <w:sz w:val="21"/>
+              </w:rPr>
+              <w:t>，可阅读英文专业资料</w:t>
             </w:r>
           </w:p>
         </w:tc>
@@ -4074,7 +3639,7 @@
     </w:tbl>
     <w:p>
       <w:pPr>
-        <w:spacing w:line="290" w:lineRule="atLeast" w:before="0" w:after="0"/>
+        <w:spacing w:line="290" w:lineRule="atLeast"/>
         <w:rPr>
           <w:rFonts w:hint="default"/>
           <w:vanish/>

--- a/02_定制简历库/京东/数据分析实习生供应链方向（供应链数据分析）/文雪_山东大学_京东_数据分析实习生供应链方向（供应链数据分析）.docx
+++ b/02_定制简历库/京东/数据分析实习生供应链方向（供应链数据分析）/文雪_山东大学_京东_数据分析实习生供应链方向（供应链数据分析）.docx
@@ -66,6 +66,12 @@
                 <w:bCs/>
                 <w:sz w:val="44"/>
               </w:rPr>
+            </w:r>
+            <w:r>
+              <w:rPr>
+                <w:b/>
+                <w:sz w:val="28"/>
+              </w:rPr>
               <w:t>文雪</w:t>
             </w:r>
           </w:p>
@@ -163,21 +169,18 @@
                 <w:rFonts w:ascii="Times New Roman" w:hAnsi="Times New Roman" w:hint="default"/>
                 <w:sz w:val="21"/>
               </w:rPr>
-              <w:t>18658249341</w:t>
             </w:r>
             <w:r>
               <w:rPr>
                 <w:rFonts w:eastAsia="等线"/>
                 <w:sz w:val="21"/>
               </w:rPr>
-              <w:t xml:space="preserve"> </w:t>
             </w:r>
             <w:r>
               <w:rPr>
                 <w:rFonts w:ascii="宋体" w:eastAsia="宋体" w:hAnsi="宋体"/>
                 <w:sz w:val="21"/>
               </w:rPr>
-              <w:t xml:space="preserve"> </w:t>
             </w:r>
             <w:r>
               <w:rPr>
@@ -186,7 +189,6 @@
                 <w:bCs/>
                 <w:sz w:val="21"/>
               </w:rPr>
-              <w:t>|</w:t>
             </w:r>
             <w:proofErr w:type="gramEnd"/>
             <w:r>
@@ -194,7 +196,6 @@
                 <w:rFonts w:eastAsia="等线"/>
                 <w:sz w:val="21"/>
               </w:rPr>
-              <w:t xml:space="preserve">  </w:t>
             </w:r>
             <w:proofErr w:type="gramStart"/>
             <w:r>
@@ -202,14 +203,12 @@
                 <w:rFonts w:ascii="Times New Roman" w:hAnsi="Times New Roman"/>
                 <w:sz w:val="21"/>
               </w:rPr>
-              <w:t>2631217547@qq.com</w:t>
             </w:r>
             <w:r>
               <w:rPr>
                 <w:rFonts w:ascii="Times New Roman" w:eastAsia="等线" w:hAnsi="Times New Roman"/>
                 <w:sz w:val="21"/>
               </w:rPr>
-              <w:t xml:space="preserve">  </w:t>
             </w:r>
             <w:r>
               <w:rPr>
@@ -218,7 +217,6 @@
                 <w:bCs/>
                 <w:sz w:val="21"/>
               </w:rPr>
-              <w:t>|</w:t>
             </w:r>
             <w:proofErr w:type="gramEnd"/>
             <w:r>
@@ -226,7 +224,6 @@
                 <w:rFonts w:ascii="宋体" w:eastAsia="宋体" w:hAnsi="宋体"/>
                 <w:sz w:val="21"/>
               </w:rPr>
-              <w:t xml:space="preserve">  </w:t>
             </w:r>
             <w:proofErr w:type="gramStart"/>
             <w:r>
@@ -234,7 +231,6 @@
                 <w:rFonts w:ascii="宋体" w:eastAsia="宋体" w:hAnsi="宋体"/>
                 <w:sz w:val="21"/>
               </w:rPr>
-              <w:t xml:space="preserve">共青团员  </w:t>
             </w:r>
             <w:r>
               <w:rPr>
@@ -242,7 +238,6 @@
                 <w:b/>
                 <w:sz w:val="21"/>
               </w:rPr>
-              <w:t>|</w:t>
             </w:r>
             <w:proofErr w:type="gramEnd"/>
             <w:r>
@@ -250,7 +245,13 @@
                 <w:rFonts w:ascii="宋体" w:eastAsia="宋体" w:hAnsi="宋体"/>
                 <w:sz w:val="21"/>
               </w:rPr>
-              <w:t xml:space="preserve">  济南</w:t>
+            </w:r>
+            <w:r>
+              <w:rPr>
+                <w:b w:val="0"/>
+                <w:sz w:val="18"/>
+              </w:rPr>
+              <w:t>18658249341 ｜ 2631217547@qq.com ｜ 共青团员 ｜ 济南</w:t>
             </w:r>
           </w:p>
         </w:tc>
@@ -309,50 +310,50 @@
                 <w:bCs/>
                 <w:sz w:val="21"/>
               </w:rPr>
-              <w:t>求职意向：</w:t>
-            </w:r>
-            <w:r>
-              <w:rPr>
-                <w:rFonts w:ascii="Times New Roman" w:eastAsia="宋体" w:hAnsi="Times New Roman" w:cs="宋体"/>
-                <w:bCs/>
-                <w:sz w:val="21"/>
-              </w:rPr>
-              <w:t xml:space="preserve"> </w:t>
-            </w:r>
-            <w:r>
-              <w:rPr>
-                <w:rFonts w:ascii="Times New Roman" w:eastAsia="宋体" w:hAnsi="Times New Roman" w:cs="宋体"/>
-                <w:sz w:val="21"/>
-              </w:rPr>
-              <w:t>供应链运营</w:t>
+            </w:r>
+            <w:r>
+              <w:rPr>
+                <w:rFonts w:ascii="Times New Roman" w:eastAsia="宋体" w:hAnsi="Times New Roman" w:cs="宋体"/>
+                <w:bCs/>
+                <w:sz w:val="21"/>
+              </w:rPr>
+            </w:r>
+            <w:r>
+              <w:rPr>
+                <w:rFonts w:ascii="Times New Roman" w:eastAsia="宋体" w:hAnsi="Times New Roman" w:cs="宋体"/>
+                <w:sz w:val="21"/>
+              </w:rPr>
             </w:r>
             <w:r>
               <w:rPr>
                 <w:rFonts w:ascii="Times New Roman" w:eastAsia="宋体" w:hAnsi="Times New Roman"/>
                 <w:sz w:val="21"/>
               </w:rPr>
-              <w:t>/</w:t>
-            </w:r>
-            <w:r>
-              <w:rPr>
-                <w:rFonts w:ascii="Times New Roman" w:eastAsia="宋体" w:hAnsi="Times New Roman" w:cs="宋体"/>
-                <w:sz w:val="21"/>
-              </w:rPr>
-              <w:t>数据分析</w:t>
+            </w:r>
+            <w:r>
+              <w:rPr>
+                <w:rFonts w:ascii="Times New Roman" w:eastAsia="宋体" w:hAnsi="Times New Roman" w:cs="宋体"/>
+                <w:sz w:val="21"/>
+              </w:rPr>
             </w:r>
             <w:r>
               <w:rPr>
                 <w:rFonts w:ascii="Times New Roman" w:eastAsia="宋体" w:hAnsi="Times New Roman"/>
                 <w:sz w:val="21"/>
               </w:rPr>
-              <w:t>/</w:t>
-            </w:r>
-            <w:r>
-              <w:rPr>
-                <w:rFonts w:ascii="Times New Roman" w:eastAsia="宋体" w:hAnsi="Times New Roman" w:cs="宋体"/>
-                <w:sz w:val="21"/>
-              </w:rPr>
-              <w:t>项目管理</w:t>
+            </w:r>
+            <w:r>
+              <w:rPr>
+                <w:rFonts w:ascii="Times New Roman" w:eastAsia="宋体" w:hAnsi="Times New Roman" w:cs="宋体"/>
+                <w:sz w:val="21"/>
+              </w:rPr>
+            </w:r>
+            <w:r>
+              <w:rPr>
+                <w:b w:val="0"/>
+                <w:sz w:val="20"/>
+              </w:rPr>
+              <w:t>求职意向：数据分析实习生（供应链方向）</w:t>
             </w:r>
           </w:p>
         </w:tc>
@@ -411,140 +412,134 @@
                 <w:bCs/>
                 <w:sz w:val="21"/>
               </w:rPr>
+            </w:r>
+            <w:r>
+              <w:rPr>
+                <w:rFonts w:ascii="Times New Roman" w:eastAsia="宋体" w:hAnsi="Times New Roman" w:cs="宋体"/>
+                <w:sz w:val="21"/>
+              </w:rPr>
+            </w:r>
+            <w:r>
+              <w:rPr>
+                <w:rFonts w:ascii="Times New Roman" w:eastAsia="宋体" w:hAnsi="Times New Roman" w:cs="宋体"/>
+                <w:sz w:val="21"/>
+              </w:rPr>
+            </w:r>
+            <w:r>
+              <w:rPr>
+                <w:rFonts w:ascii="Times New Roman" w:eastAsia="宋体" w:hAnsi="Times New Roman" w:cs="宋体"/>
+                <w:sz w:val="21"/>
+              </w:rPr>
+            </w:r>
+            <w:r>
+              <w:rPr>
+                <w:rFonts w:ascii="Times New Roman" w:eastAsia="宋体" w:hAnsi="Times New Roman" w:cs="宋体"/>
+                <w:sz w:val="21"/>
+              </w:rPr>
+            </w:r>
+            <w:r>
+              <w:rPr>
+                <w:rFonts w:ascii="Times New Roman" w:eastAsia="宋体" w:hAnsi="Times New Roman" w:cs="宋体"/>
+                <w:sz w:val="21"/>
+              </w:rPr>
+            </w:r>
+            <w:r>
+              <w:rPr>
+                <w:rFonts w:ascii="Times New Roman" w:eastAsia="宋体" w:hAnsi="Times New Roman" w:cs="宋体"/>
+                <w:sz w:val="21"/>
+              </w:rPr>
+            </w:r>
+            <w:r>
+              <w:rPr>
+                <w:rFonts w:ascii="Times New Roman" w:eastAsia="宋体" w:hAnsi="Times New Roman" w:cs="宋体"/>
+                <w:sz w:val="21"/>
+              </w:rPr>
+            </w:r>
+            <w:r>
+              <w:rPr>
+                <w:rFonts w:ascii="Times New Roman" w:eastAsia="宋体" w:hAnsi="Times New Roman" w:cs="宋体"/>
+                <w:sz w:val="21"/>
+              </w:rPr>
+            </w:r>
+            <w:r>
+              <w:rPr>
+                <w:rFonts w:ascii="Times New Roman" w:eastAsia="宋体" w:hAnsi="Times New Roman" w:cs="宋体"/>
+                <w:sz w:val="21"/>
+              </w:rPr>
+            </w:r>
+            <w:r>
+              <w:rPr>
+                <w:rFonts w:ascii="Times New Roman" w:eastAsia="宋体" w:hAnsi="Times New Roman" w:cs="宋体"/>
+                <w:sz w:val="21"/>
+              </w:rPr>
+            </w:r>
+            <w:r>
+              <w:rPr>
+                <w:rFonts w:ascii="Times New Roman" w:eastAsia="宋体" w:hAnsi="Times New Roman" w:cs="宋体"/>
+                <w:sz w:val="21"/>
+              </w:rPr>
+            </w:r>
+            <w:r>
+              <w:rPr>
+                <w:rFonts w:ascii="Times New Roman" w:eastAsia="宋体" w:hAnsi="Times New Roman" w:cs="宋体"/>
+                <w:sz w:val="21"/>
+              </w:rPr>
+            </w:r>
+            <w:r>
+              <w:rPr>
+                <w:rFonts w:ascii="Times New Roman" w:eastAsia="宋体" w:hAnsi="Times New Roman" w:cs="宋体"/>
+                <w:sz w:val="21"/>
+              </w:rPr>
+            </w:r>
+            <w:r>
+              <w:rPr>
+                <w:rFonts w:ascii="Times New Roman" w:eastAsia="宋体" w:hAnsi="Times New Roman" w:cs="宋体"/>
+                <w:sz w:val="21"/>
+              </w:rPr>
+            </w:r>
+            <w:r>
+              <w:rPr>
+                <w:rFonts w:ascii="Times New Roman" w:eastAsia="宋体" w:hAnsi="Times New Roman" w:cs="宋体"/>
+                <w:sz w:val="21"/>
+              </w:rPr>
+            </w:r>
+            <w:r>
+              <w:rPr>
+                <w:rFonts w:ascii="Times New Roman" w:eastAsia="宋体" w:hAnsi="Times New Roman" w:cs="宋体"/>
+                <w:sz w:val="21"/>
+              </w:rPr>
+            </w:r>
+            <w:r>
+              <w:rPr>
+                <w:rFonts w:ascii="Times New Roman" w:eastAsia="宋体" w:hAnsi="Times New Roman" w:cs="宋体"/>
+                <w:sz w:val="21"/>
+              </w:rPr>
+            </w:r>
+            <w:r>
+              <w:rPr>
+                <w:rFonts w:ascii="Times New Roman" w:eastAsia="宋体" w:hAnsi="Times New Roman" w:cs="宋体"/>
+                <w:sz w:val="21"/>
+              </w:rPr>
+            </w:r>
+            <w:r>
+              <w:rPr>
+                <w:rFonts w:ascii="Times New Roman" w:eastAsia="宋体" w:hAnsi="Times New Roman" w:cs="宋体"/>
+                <w:sz w:val="21"/>
+              </w:rPr>
+            </w:r>
+            <w:r>
+              <w:rPr>
+                <w:b/>
+                <w:sz w:val="18"/>
+              </w:rPr>
               <w:t>个人优势：</w:t>
             </w:r>
             <w:r>
               <w:rPr>
-                <w:rFonts w:ascii="Times New Roman" w:eastAsia="宋体" w:hAnsi="Times New Roman" w:cs="宋体"/>
-                <w:sz w:val="21"/>
-              </w:rPr>
-              <w:t>供应链建模：独立完成社区团购选址</w:t>
-            </w:r>
-            <w:r>
-              <w:rPr>
-                <w:rFonts w:ascii="Times New Roman" w:eastAsia="宋体" w:hAnsi="Times New Roman" w:cs="宋体"/>
-                <w:sz w:val="21"/>
-              </w:rPr>
-              <w:t>-</w:t>
-            </w:r>
-            <w:r>
-              <w:rPr>
-                <w:rFonts w:ascii="Times New Roman" w:eastAsia="宋体" w:hAnsi="Times New Roman" w:cs="宋体"/>
-                <w:sz w:val="21"/>
-              </w:rPr>
-              <w:t>路径优化，将年龄分层与电梯等待时间纳入模型，</w:t>
-            </w:r>
-            <w:r>
-              <w:rPr>
-                <w:rFonts w:ascii="Times New Roman" w:eastAsia="宋体" w:hAnsi="Times New Roman" w:cs="宋体"/>
-                <w:sz w:val="21"/>
-              </w:rPr>
-              <w:t>Python</w:t>
-            </w:r>
-            <w:r>
-              <w:rPr>
-                <w:rFonts w:ascii="Times New Roman" w:eastAsia="宋体" w:hAnsi="Times New Roman" w:cs="宋体"/>
-                <w:sz w:val="21"/>
-              </w:rPr>
-              <w:t>求解，成本降低</w:t>
-            </w:r>
-            <w:r>
-              <w:rPr>
-                <w:rFonts w:ascii="Times New Roman" w:eastAsia="宋体" w:hAnsi="Times New Roman" w:cs="宋体"/>
-                <w:sz w:val="21"/>
-              </w:rPr>
-              <w:t>18.7%</w:t>
-            </w:r>
-            <w:r>
-              <w:rPr>
-                <w:rFonts w:ascii="Times New Roman" w:eastAsia="宋体" w:hAnsi="Times New Roman" w:cs="宋体"/>
-                <w:sz w:val="21"/>
-              </w:rPr>
-              <w:t>；数据分析：掌握</w:t>
-            </w:r>
-            <w:r>
-              <w:rPr>
-                <w:rFonts w:ascii="Times New Roman" w:eastAsia="宋体" w:hAnsi="Times New Roman" w:cs="宋体"/>
-                <w:sz w:val="21"/>
-              </w:rPr>
-              <w:t>Python/R/SPSS</w:t>
-            </w:r>
-            <w:r>
-              <w:rPr>
-                <w:rFonts w:ascii="Times New Roman" w:eastAsia="宋体" w:hAnsi="Times New Roman" w:cs="宋体"/>
-                <w:sz w:val="21"/>
-              </w:rPr>
-              <w:t>，累计处理</w:t>
-            </w:r>
-            <w:r>
-              <w:rPr>
-                <w:rFonts w:ascii="Times New Roman" w:eastAsia="宋体" w:hAnsi="Times New Roman" w:cs="宋体"/>
-                <w:sz w:val="21"/>
-              </w:rPr>
-              <w:t>4.5</w:t>
-            </w:r>
-            <w:r>
-              <w:rPr>
-                <w:rFonts w:ascii="Times New Roman" w:eastAsia="宋体" w:hAnsi="Times New Roman" w:cs="宋体"/>
-                <w:sz w:val="21"/>
-              </w:rPr>
-              <w:t>万</w:t>
-            </w:r>
-            <w:r>
-              <w:rPr>
-                <w:rFonts w:ascii="Times New Roman" w:eastAsia="宋体" w:hAnsi="Times New Roman" w:cs="宋体"/>
-                <w:sz w:val="21"/>
-              </w:rPr>
-              <w:t>+</w:t>
-            </w:r>
-            <w:r>
-              <w:rPr>
-                <w:rFonts w:ascii="Times New Roman" w:eastAsia="宋体" w:hAnsi="Times New Roman" w:cs="宋体"/>
-                <w:sz w:val="21"/>
-              </w:rPr>
-              <w:t>条业务数据，完成银行营销客户分层与电商用户体验统计分析；工具落地：熟练使用</w:t>
-            </w:r>
-            <w:r>
-              <w:rPr>
-                <w:rFonts w:ascii="Times New Roman" w:eastAsia="宋体" w:hAnsi="Times New Roman" w:cs="宋体"/>
-                <w:sz w:val="21"/>
-              </w:rPr>
-              <w:t>Excel</w:t>
-            </w:r>
-            <w:r>
-              <w:rPr>
-                <w:rFonts w:ascii="Times New Roman" w:eastAsia="宋体" w:hAnsi="Times New Roman" w:cs="宋体"/>
-                <w:sz w:val="21"/>
-              </w:rPr>
-              <w:t>透视表</w:t>
-            </w:r>
-            <w:r>
-              <w:rPr>
-                <w:rFonts w:ascii="Times New Roman" w:eastAsia="宋体" w:hAnsi="Times New Roman" w:cs="宋体"/>
-                <w:sz w:val="21"/>
-              </w:rPr>
-              <w:t>/VLOOKUP/</w:t>
-            </w:r>
-            <w:r>
-              <w:rPr>
-                <w:rFonts w:ascii="Times New Roman" w:eastAsia="宋体" w:hAnsi="Times New Roman" w:cs="宋体"/>
-                <w:sz w:val="21"/>
-              </w:rPr>
-              <w:t>函数，用友</w:t>
-            </w:r>
-            <w:r>
-              <w:rPr>
-                <w:rFonts w:ascii="Times New Roman" w:eastAsia="宋体" w:hAnsi="Times New Roman" w:cs="宋体"/>
-                <w:sz w:val="21"/>
-              </w:rPr>
-              <w:t>U8+ ERP</w:t>
-            </w:r>
-            <w:r>
-              <w:rPr>
-                <w:rFonts w:ascii="Times New Roman" w:eastAsia="宋体" w:hAnsi="Times New Roman" w:cs="宋体"/>
-                <w:sz w:val="21"/>
-              </w:rPr>
-              <w:t>全流程操作，能快速将分析结果转化为可执行方案</w:t>
+                <w:b w:val="0"/>
+                <w:sz w:val="18"/>
+              </w:rPr>
+              <w:t>数据分析：掌握Python/R/SPSS/Excel，累计处理4.5万+条业务数据，独立完成银行营销客户分层与社区团购选址-路径优化模型；供应链建模：将年龄分层与电梯等待时间纳入选址模型，成本降低18.7%、老年覆盖率提升至87.3%；ERP实操：用友U8+采购/销售/库存/存货核算全流程操作，理解供应链数据流转逻辑；细致认真：200+份材料零差错，三级校验机制匹配数据分析准确性要求</w:t>
             </w:r>
           </w:p>
         </w:tc>
@@ -847,6 +842,13 @@
                 <w:bCs/>
               </w:rPr>
             </w:pPr>
+            <w:r>
+              <w:rPr>
+                <w:b/>
+                <w:sz w:val="22"/>
+              </w:rPr>
+              <w:t>山东大学</w:t>
+            </w:r>
           </w:p>
         </w:tc>
       </w:tr>
@@ -914,6 +916,13 @@
                 <w:sz w:val="21"/>
               </w:rPr>
             </w:pPr>
+            <w:r>
+              <w:rPr>
+                <w:b w:val="0"/>
+                <w:sz w:val="19"/>
+              </w:rPr>
+              <w:t>核心课程：统计学、Python程序设计、供应链建模与仿真、大数据分析与挖掘、运筹学、供应链管理、ERP供应链管理综合实验</w:t>
+            </w:r>
           </w:p>
         </w:tc>
         <w:tc>
@@ -953,42 +962,43 @@
                 <w:bCs/>
                 <w:sz w:val="21"/>
               </w:rPr>
-              <w:t>核心课程：</w:t>
-            </w:r>
-            <w:r>
-              <w:rPr>
-                <w:rFonts w:ascii="Times New Roman" w:eastAsia="宋体" w:hAnsi="Times New Roman" w:cs="宋体"/>
-                <w:sz w:val="21"/>
-              </w:rPr>
-              <w:t>统计学、</w:t>
-            </w:r>
-            <w:r>
-              <w:rPr>
-                <w:rFonts w:ascii="Times New Roman" w:eastAsia="宋体" w:hAnsi="Times New Roman" w:cs="宋体"/>
-                <w:sz w:val="21"/>
-              </w:rPr>
-              <w:t>Python</w:t>
-            </w:r>
-            <w:r>
-              <w:rPr>
-                <w:rFonts w:ascii="Times New Roman" w:eastAsia="宋体" w:hAnsi="Times New Roman" w:cs="宋体"/>
-                <w:sz w:val="21"/>
-              </w:rPr>
-              <w:t>程序设计、供应链建模与仿真、大数据分析与挖掘、运筹学、供应链管理、</w:t>
-            </w:r>
-            <w:r>
-              <w:rPr>
-                <w:rFonts w:ascii="Times New Roman" w:eastAsia="宋体" w:hAnsi="Times New Roman" w:cs="宋体"/>
-                <w:sz w:val="21"/>
-              </w:rPr>
-              <w:t>ERP</w:t>
-            </w:r>
-            <w:r>
-              <w:rPr>
-                <w:rFonts w:ascii="Times New Roman" w:eastAsia="宋体" w:hAnsi="Times New Roman" w:cs="宋体"/>
-                <w:sz w:val="21"/>
-              </w:rPr>
-              <w:t>供应链管理综合实验</w:t>
+            </w:r>
+            <w:r>
+              <w:rPr>
+                <w:rFonts w:ascii="Times New Roman" w:eastAsia="宋体" w:hAnsi="Times New Roman" w:cs="宋体"/>
+                <w:sz w:val="21"/>
+              </w:rPr>
+            </w:r>
+            <w:r>
+              <w:rPr>
+                <w:rFonts w:ascii="Times New Roman" w:eastAsia="宋体" w:hAnsi="Times New Roman" w:cs="宋体"/>
+                <w:sz w:val="21"/>
+              </w:rPr>
+            </w:r>
+            <w:r>
+              <w:rPr>
+                <w:rFonts w:ascii="Times New Roman" w:eastAsia="宋体" w:hAnsi="Times New Roman" w:cs="宋体"/>
+                <w:sz w:val="21"/>
+              </w:rPr>
+            </w:r>
+            <w:r>
+              <w:rPr>
+                <w:rFonts w:ascii="Times New Roman" w:eastAsia="宋体" w:hAnsi="Times New Roman" w:cs="宋体"/>
+                <w:sz w:val="21"/>
+              </w:rPr>
+            </w:r>
+            <w:r>
+              <w:rPr>
+                <w:rFonts w:ascii="Times New Roman" w:eastAsia="宋体" w:hAnsi="Times New Roman" w:cs="宋体"/>
+                <w:sz w:val="21"/>
+              </w:rPr>
+            </w:r>
+            <w:r>
+              <w:rPr>
+                <w:b w:val="0"/>
+                <w:sz w:val="19"/>
+              </w:rPr>
+              <w:t>荣誉奖励：山东大学2024—2025年暑期社会实践专项优秀等级</w:t>
             </w:r>
           </w:p>
         </w:tc>
@@ -3304,7 +3314,7 @@
       </w:tblGrid>
       <w:tr>
         <w:trPr>
-          <w:trHeight w:val="1253"/>
+          <w:trHeight w:val="1253" w:hRule="atLeast"/>
           <w:jc w:val="center"/>
         </w:trPr>
         <w:tc>
@@ -3322,7 +3332,7 @@
               <w:bottom w:w="0" w:type="dxa"/>
               <w:right w:w="85" w:type="dxa"/>
             </w:tcMar>
-            <w:vAlign w:val="center"/>
+            <w:vAlign w:val="top"/>
           </w:tcPr>
           <w:p>
             <w:pPr>
@@ -3349,7 +3359,7 @@
               <w:bottom w:w="0" w:type="dxa"/>
               <w:right w:w="85" w:type="dxa"/>
             </w:tcMar>
-            <w:vAlign w:val="center"/>
+            <w:vAlign w:val="top"/>
           </w:tcPr>
           <w:p>
             <w:pPr>
@@ -3441,12 +3451,6 @@
                 <w:sz w:val="21"/>
               </w:rPr>
             </w:r>
-            <w:r>
-              <w:rPr>
-                <w:b w:val="0"/>
-                <w:sz w:val="21"/>
-              </w:rPr>
-            </w:r>
           </w:p>
           <w:p>
             <w:pPr>
@@ -3465,56 +3469,48 @@
                 <w:bCs/>
                 <w:sz w:val="21"/>
               </w:rPr>
-              <w:t>办公软件：</w:t>
             </w:r>
             <w:r>
               <w:rPr>
                 <w:rFonts w:ascii="Times New Roman" w:eastAsia="宋体" w:hAnsi="Times New Roman" w:cs="宋体" w:hint="default"/>
                 <w:sz w:val="21"/>
               </w:rPr>
-              <w:t>Excel</w:t>
-            </w:r>
-            <w:r>
-              <w:rPr>
-                <w:rFonts w:ascii="Times New Roman" w:eastAsia="宋体" w:hAnsi="Times New Roman" w:cs="宋体"/>
-                <w:sz w:val="21"/>
-              </w:rPr>
-              <w:t>（数据透视表、</w:t>
+            </w:r>
+            <w:r>
+              <w:rPr>
+                <w:rFonts w:ascii="Times New Roman" w:eastAsia="宋体" w:hAnsi="Times New Roman" w:cs="宋体"/>
+                <w:sz w:val="21"/>
+              </w:rPr>
             </w:r>
             <w:r>
               <w:rPr>
                 <w:rFonts w:ascii="Times New Roman" w:eastAsia="宋体" w:hAnsi="Times New Roman" w:cs="宋体" w:hint="default"/>
                 <w:sz w:val="21"/>
               </w:rPr>
-              <w:t>VLOOKUP</w:t>
-            </w:r>
-            <w:r>
-              <w:rPr>
-                <w:rFonts w:ascii="Times New Roman" w:eastAsia="宋体" w:hAnsi="Times New Roman" w:cs="宋体"/>
-                <w:sz w:val="21"/>
-              </w:rPr>
-              <w:t>、函数公式、电子台账搭建、图表可视化）、</w:t>
+            </w:r>
+            <w:r>
+              <w:rPr>
+                <w:rFonts w:ascii="Times New Roman" w:eastAsia="宋体" w:hAnsi="Times New Roman" w:cs="宋体"/>
+                <w:sz w:val="21"/>
+              </w:rPr>
             </w:r>
             <w:r>
               <w:rPr>
                 <w:rFonts w:ascii="Times New Roman" w:eastAsia="宋体" w:hAnsi="Times New Roman" w:cs="宋体" w:hint="default"/>
                 <w:sz w:val="21"/>
               </w:rPr>
-              <w:t>Word</w:t>
-            </w:r>
-            <w:r>
-              <w:rPr>
-                <w:rFonts w:ascii="Times New Roman" w:eastAsia="宋体" w:hAnsi="Times New Roman" w:cs="宋体"/>
-                <w:sz w:val="21"/>
-              </w:rPr>
-              <w:t>、</w:t>
+            </w:r>
+            <w:r>
+              <w:rPr>
+                <w:rFonts w:ascii="Times New Roman" w:eastAsia="宋体" w:hAnsi="Times New Roman" w:cs="宋体"/>
+                <w:sz w:val="21"/>
+              </w:rPr>
             </w:r>
             <w:r>
               <w:rPr>
                 <w:rFonts w:ascii="Times New Roman" w:eastAsia="宋体" w:hAnsi="Times New Roman" w:cs="宋体" w:hint="default"/>
                 <w:sz w:val="21"/>
               </w:rPr>
-              <w:t>PPT</w:t>
             </w:r>
           </w:p>
           <w:p>
@@ -3534,70 +3530,60 @@
                 <w:bCs/>
                 <w:sz w:val="21"/>
               </w:rPr>
-              <w:t>业务系统：</w:t>
-            </w:r>
-            <w:r>
-              <w:rPr>
-                <w:rFonts w:ascii="Times New Roman" w:eastAsia="宋体" w:hAnsi="Times New Roman" w:cs="宋体"/>
-                <w:sz w:val="21"/>
-              </w:rPr>
-              <w:t>用友</w:t>
+            </w:r>
+            <w:r>
+              <w:rPr>
+                <w:rFonts w:ascii="Times New Roman" w:eastAsia="宋体" w:hAnsi="Times New Roman" w:cs="宋体"/>
+                <w:sz w:val="21"/>
+              </w:rPr>
             </w:r>
             <w:r>
               <w:rPr>
                 <w:rFonts w:ascii="Times New Roman" w:eastAsia="宋体" w:hAnsi="Times New Roman" w:cs="宋体" w:hint="default"/>
                 <w:sz w:val="21"/>
               </w:rPr>
-              <w:t>U8+ ERP</w:t>
-            </w:r>
-            <w:r>
-              <w:rPr>
-                <w:rFonts w:ascii="Times New Roman" w:eastAsia="宋体" w:hAnsi="Times New Roman" w:cs="宋体"/>
-                <w:sz w:val="21"/>
-              </w:rPr>
-              <w:t>（采购</w:t>
+            </w:r>
+            <w:r>
+              <w:rPr>
+                <w:rFonts w:ascii="Times New Roman" w:eastAsia="宋体" w:hAnsi="Times New Roman" w:cs="宋体"/>
+                <w:sz w:val="21"/>
+              </w:rPr>
             </w:r>
             <w:r>
               <w:rPr>
                 <w:rFonts w:ascii="Times New Roman" w:eastAsia="宋体" w:hAnsi="Times New Roman" w:cs="宋体" w:hint="default"/>
                 <w:sz w:val="21"/>
               </w:rPr>
-              <w:t>/</w:t>
-            </w:r>
-            <w:r>
-              <w:rPr>
-                <w:rFonts w:ascii="Times New Roman" w:eastAsia="宋体" w:hAnsi="Times New Roman" w:cs="宋体"/>
-                <w:sz w:val="21"/>
-              </w:rPr>
-              <w:t>销售</w:t>
+            </w:r>
+            <w:r>
+              <w:rPr>
+                <w:rFonts w:ascii="Times New Roman" w:eastAsia="宋体" w:hAnsi="Times New Roman" w:cs="宋体"/>
+                <w:sz w:val="21"/>
+              </w:rPr>
             </w:r>
             <w:r>
               <w:rPr>
                 <w:rFonts w:ascii="Times New Roman" w:eastAsia="宋体" w:hAnsi="Times New Roman" w:cs="宋体" w:hint="default"/>
                 <w:sz w:val="21"/>
               </w:rPr>
-              <w:t>/</w:t>
-            </w:r>
-            <w:r>
-              <w:rPr>
-                <w:rFonts w:ascii="Times New Roman" w:eastAsia="宋体" w:hAnsi="Times New Roman" w:cs="宋体"/>
-                <w:sz w:val="21"/>
-              </w:rPr>
-              <w:t>库存</w:t>
+            </w:r>
+            <w:r>
+              <w:rPr>
+                <w:rFonts w:ascii="Times New Roman" w:eastAsia="宋体" w:hAnsi="Times New Roman" w:cs="宋体"/>
+                <w:sz w:val="21"/>
+              </w:rPr>
             </w:r>
             <w:r>
               <w:rPr>
                 <w:rFonts w:ascii="Times New Roman" w:eastAsia="宋体" w:hAnsi="Times New Roman" w:cs="宋体" w:hint="default"/>
                 <w:sz w:val="21"/>
               </w:rPr>
-              <w:t>/</w:t>
-            </w:r>
-            <w:r>
-              <w:rPr>
-                <w:rFonts w:ascii="Times New Roman" w:eastAsia="宋体" w:hAnsi="Times New Roman" w:cs="宋体"/>
-                <w:sz w:val="21"/>
-              </w:rPr>
-              <w:t>存货核算全流程操作，熟悉单据流转与模块联动）</w:t>
+            </w:r>
+            <w:r>
+              <w:rPr>
+                <w:rFonts w:ascii="Times New Roman" w:eastAsia="宋体" w:hAnsi="Times New Roman" w:cs="宋体"/>
+                <w:sz w:val="21"/>
+              </w:rPr>
             </w:r>
           </w:p>
           <w:p>
@@ -3617,21 +3603,18 @@
                 <w:bCs/>
                 <w:sz w:val="21"/>
               </w:rPr>
-              <w:t>语言能力：</w:t>
             </w:r>
             <w:r>
               <w:rPr>
                 <w:rFonts w:ascii="Times New Roman" w:eastAsia="宋体" w:hAnsi="Times New Roman" w:cs="宋体" w:hint="default"/>
                 <w:sz w:val="21"/>
               </w:rPr>
-              <w:t>CET-4</w:t>
-            </w:r>
-            <w:r>
-              <w:rPr>
-                <w:rFonts w:ascii="Times New Roman" w:eastAsia="宋体" w:hAnsi="Times New Roman" w:cs="宋体"/>
-                <w:sz w:val="21"/>
-              </w:rPr>
-              <w:t>，可阅读英文专业资料</w:t>
+            </w:r>
+            <w:r>
+              <w:rPr>
+                <w:rFonts w:ascii="Times New Roman" w:eastAsia="宋体" w:hAnsi="Times New Roman" w:cs="宋体"/>
+                <w:sz w:val="21"/>
+              </w:rPr>
             </w:r>
           </w:p>
         </w:tc>
